--- a/flow/20251212_build_octoechos_sources/Джерело. Глас 7.docx
+++ b/flow/20251212_build_octoechos_sources/Джерело. Глас 7.docx
@@ -20,7 +20,10 @@
     </w:p>
     <w:p>
       <w:r>
-        <w:t>/октоїх/1/НД</w:t>
+        <w:rPr>
+          <w:highlight w:val="darkGray"/>
+        </w:rPr>
+        <w:t>/октоїх/7/НД</w:t>
       </w:r>
     </w:p>
     <w:p>
@@ -36,12 +39,18 @@
         <w:pStyle w:val="Heading3"/>
       </w:pPr>
       <w:r>
-        <w:t>//господи_взиваю</w:t>
-      </w:r>
-    </w:p>
-    <w:p>
-      <w:r>
-        <w:t>//господи_взиваю/1</w:t>
+        <w:rPr>
+          <w:highlight w:val="darkGray"/>
+        </w:rPr>
+        <w:t>//вечірня/господи_взиваю</w:t>
+      </w:r>
+    </w:p>
+    <w:p>
+      <w:r>
+        <w:rPr>
+          <w:highlight w:val="darkGray"/>
+        </w:rPr>
+        <w:t>//вечірня/господи_взиваю/стихири/1</w:t>
       </w:r>
     </w:p>
     <w:p>
@@ -77,7 +86,10 @@
     </w:p>
     <w:p>
       <w:r>
-        <w:t>//господи_взиваю/2</w:t>
+        <w:rPr>
+          <w:highlight w:val="darkGray"/>
+        </w:rPr>
+        <w:t>//вечірня/господи_взиваю/стихири/2</w:t>
       </w:r>
     </w:p>
     <w:p>
@@ -95,7 +107,10 @@
     </w:p>
     <w:p>
       <w:r>
-        <w:t>//господи_взиваю/3</w:t>
+        <w:rPr>
+          <w:highlight w:val="darkGray"/>
+        </w:rPr>
+        <w:t>//вечірня/господи_взиваю/стихири/3</w:t>
       </w:r>
     </w:p>
     <w:p>
@@ -113,7 +128,10 @@
     </w:p>
     <w:p>
       <w:r>
-        <w:t>//господи_взиваю/4</w:t>
+        <w:rPr>
+          <w:highlight w:val="darkGray"/>
+        </w:rPr>
+        <w:t>//вечірня/господи_взиваю/стихири/4</w:t>
       </w:r>
     </w:p>
     <w:p>
@@ -131,7 +149,10 @@
     </w:p>
     <w:p>
       <w:r>
-        <w:t>//господи_взиваю/5</w:t>
+        <w:rPr>
+          <w:highlight w:val="darkGray"/>
+        </w:rPr>
+        <w:t>//вечірня/господи_взиваю/стихири/5</w:t>
       </w:r>
     </w:p>
     <w:p>
@@ -149,7 +170,10 @@
     </w:p>
     <w:p>
       <w:r>
-        <w:t>//господи_взиваю/6</w:t>
+        <w:rPr>
+          <w:highlight w:val="darkGray"/>
+        </w:rPr>
+        <w:t>//вечірня/господи_взиваю/стихири/6</w:t>
       </w:r>
     </w:p>
     <w:p>
@@ -167,7 +191,10 @@
     </w:p>
     <w:p>
       <w:r>
-        <w:t>//господи_взиваю/7</w:t>
+        <w:rPr>
+          <w:highlight w:val="darkGray"/>
+        </w:rPr>
+        <w:t>//вечірня/господи_взиваю/стихири/7</w:t>
       </w:r>
     </w:p>
     <w:p>
@@ -184,37 +211,11 @@
       </w:r>
     </w:p>
     <w:p>
-      <w:pPr>
-        <w:pStyle w:val="Heading1"/>
-      </w:pPr>
-      <w:r>
-        <w:t>Глас 7 - ПН</w:t>
-      </w:r>
-    </w:p>
-    <w:p>
-      <w:r>
-        <w:t>/октоїх/1/ПН</w:t>
-      </w:r>
-    </w:p>
-    <w:p>
-      <w:pPr>
-        <w:pStyle w:val="Heading2"/>
-      </w:pPr>
-      <w:r>
-        <w:t>ВЕЧІРНЯ</w:t>
-      </w:r>
-    </w:p>
-    <w:p>
-      <w:pPr>
-        <w:pStyle w:val="Heading3"/>
-      </w:pPr>
-      <w:r>
-        <w:t>//господи_взиваю</w:t>
-      </w:r>
-    </w:p>
-    <w:p>
-      <w:r>
-        <w:t>//господи_взиваю/1</w:t>
+      <w:r>
+        <w:rPr>
+          <w:highlight w:val="darkGray"/>
+        </w:rPr>
+        <w:t>//вечірня/стиховня/стихири/1</w:t>
       </w:r>
     </w:p>
     <w:p>
@@ -244,12 +245,15 @@
           <w:rFonts w:ascii="Times New Roman" w:hAnsi="Times New Roman"/>
           <w:sz w:val="24"/>
         </w:rPr>
-        <w:t>Підведи очі, душе моя,* і поглянь на Боже провидіння й милосердя,* як то він, прихиливши небеса, зійшов на землю,* щоб підняти тебе з недолі твоїх пристрастей* і поставити на камені віри.* О, дивне і преславне чудо!* Слава твоєму пониженню, Чоловіколюбче!</w:t>
-      </w:r>
-    </w:p>
-    <w:p>
-      <w:r>
-        <w:t>//господи_взиваю/2</w:t>
+        <w:t>Ти воскре́с із гро́бу, Спа́се сві́ту,* і підня́в люде́й з Твої́м ті́лом.* Го́споди, – сла́ва Тобі́!</w:t>
+      </w:r>
+    </w:p>
+    <w:p>
+      <w:r>
+        <w:rPr>
+          <w:highlight w:val="darkGray"/>
+        </w:rPr>
+        <w:t>//вечірня/стиховня/стихири/2</w:t>
       </w:r>
     </w:p>
     <w:p>
@@ -262,12 +266,15 @@
           <w:rFonts w:ascii="Times New Roman" w:hAnsi="Times New Roman"/>
           <w:sz w:val="24"/>
         </w:rPr>
-        <w:t>Гляди, душе моя, на свої беззаконні діла й дивуйся:* Як то земля тебе носить?* Як то вона не западеться?* Як то дикі звірі не пожирають тебе?* І як то незахідне сонце не перестає тобі світити?* Встань, покайся і кликни до Господа:* Згрішила я, дуже згрішила, помилуй мене!</w:t>
-      </w:r>
-    </w:p>
-    <w:p>
-      <w:r>
-        <w:t>//господи_взиваю/3</w:t>
+        <w:t>Прийді́ть і поклоні́мось воскре́слому з ме́ртвих,* що всіх просвіти́в,* бо Він ви́зволив нас від а́дських мук* Свої́м на тре́тій день воскресі́нням,* даючи́ нам життя́ і вели́ку ми́лість.</w:t>
+      </w:r>
+    </w:p>
+    <w:p>
+      <w:r>
+        <w:rPr>
+          <w:highlight w:val="darkGray"/>
+        </w:rPr>
+        <w:t>//вечірня/стиховня/стихири/3</w:t>
       </w:r>
     </w:p>
     <w:p>
@@ -280,20 +287,64 @@
           <w:rFonts w:ascii="Times New Roman" w:hAnsi="Times New Roman"/>
           <w:sz w:val="24"/>
         </w:rPr>
-        <w:t>Маючи в тобі надію,* всесильний Господи, благаємо,* щоб спастися нам від усяких бід, пристрастей і нещастя,* щоб пройшли ми спокійно наше життя, і чисто поживши,* знайшли ми в день судний тебе доброго й милосердного Владику.</w:t>
-      </w:r>
-    </w:p>
-    <w:p>
-      <w:pPr>
-        <w:pStyle w:val="Heading1"/>
-      </w:pPr>
-      <w:r>
-        <w:t>Глас 7 - ВТ</w:t>
-      </w:r>
-    </w:p>
-    <w:p>
-      <w:r>
-        <w:t>/октоїх/1/ВТ</w:t>
+        <w:t>В ад зійшо́вши, Хри́сте, Ти смерть полони́в* і, на тре́тій день воскре́снувши, з Собо́ю воскреси́в і нас,* що сла́вимо Твоє́ могу́тнє воскресі́ння,* людинолю́бний Го́споди.</w:t>
+      </w:r>
+    </w:p>
+    <w:p>
+      <w:r>
+        <w:rPr>
+          <w:highlight w:val="darkGray"/>
+        </w:rPr>
+        <w:t>//вечірня/стиховня/стихири/4</w:t>
+      </w:r>
+    </w:p>
+    <w:p>
+      <w:pPr>
+        <w:spacing w:after="120"/>
+        <w:jc w:val="both"/>
+      </w:pPr>
+      <w:r>
+        <w:rPr>
+          <w:rFonts w:ascii="Times New Roman" w:hAnsi="Times New Roman"/>
+          <w:sz w:val="24"/>
+        </w:rPr>
+        <w:t xml:space="preserve">Ди́вним Ти, Го́споди, видава́вся, немо́в со́нний лежачи́ у гро́бі,* але́, воскре́снувши на треті́й день,* як всемогу́тній, Ти співвоскреси́в Ада́ма, що кли́кав:* Сла́ва воскресі́нню </w:t>
+      </w:r>
+      <w:r>
+        <w:rPr>
+          <w:rFonts w:ascii="Times New Roman" w:hAnsi="Times New Roman"/>
+          <w:sz w:val="24"/>
+        </w:rPr>
+        <w:t>Твоє́му, єди́ний Людинолю́бче!</w:t>
+      </w:r>
+    </w:p>
+    <w:p>
+      <w:r>
+        <w:rPr>
+          <w:highlight w:val="darkGray"/>
+        </w:rPr>
+        <w:t>//вечірня/стиховня/стихири/5</w:t>
+      </w:r>
+    </w:p>
+    <w:p>
+      <w:pPr>
+        <w:spacing w:after="120"/>
+        <w:jc w:val="both"/>
+      </w:pPr>
+      <w:r>
+        <w:rPr>
+          <w:rFonts w:ascii="Times New Roman" w:hAnsi="Times New Roman"/>
+          <w:b/>
+          <w:sz w:val="24"/>
+        </w:rPr>
+        <w:t>Слава і нині</w:t>
+      </w:r>
+      <w:r>
+        <w:rPr>
+          <w:rFonts w:ascii="Times New Roman" w:hAnsi="Times New Roman"/>
+          <w:sz w:val="24"/>
+        </w:rPr>
+        <w:t>: Влади́чице, всі ми земля́ни прихо́димо під твій покро́в* і кли́чемо до те́бе:* Богоро́дице, на́ша наді́є,* ви́бав нас із незліче́нних прогрі́шень* і спаси́ ду́ші на́ші.</w:t>
       </w:r>
     </w:p>
     <w:p>
@@ -301,20 +352,15 @@
         <w:pStyle w:val="Heading2"/>
       </w:pPr>
       <w:r>
-        <w:t>ВЕЧІРНЯ</w:t>
-      </w:r>
-    </w:p>
-    <w:p>
-      <w:pPr>
-        <w:pStyle w:val="Heading3"/>
-      </w:pPr>
-      <w:r>
-        <w:t>//господи_взиваю</w:t>
-      </w:r>
-    </w:p>
-    <w:p>
-      <w:r>
-        <w:t>//господи_взиваю/1</w:t>
+        <w:t>УТРЕНЯ</w:t>
+      </w:r>
+    </w:p>
+    <w:p>
+      <w:r>
+        <w:rPr>
+          <w:highlight w:val="darkGray"/>
+        </w:rPr>
+        <w:t>//утреня/сідальні_по_першому_славословї/1</w:t>
       </w:r>
     </w:p>
     <w:p>
@@ -329,19 +375,22 @@
           <w:color w:val="FF0000"/>
           <w:sz w:val="24"/>
         </w:rPr>
-        <w:t>(г. 7):</w:t>
+        <w:t xml:space="preserve">(г. 7): </w:t>
       </w:r>
       <w:r>
         <w:rPr>
           <w:rFonts w:ascii="Times New Roman" w:hAnsi="Times New Roman"/>
           <w:sz w:val="24"/>
         </w:rPr>
-        <w:t xml:space="preserve"> Владико й Боже всещедрий!* За відомим лиш тобі рішенням* дай мені в серці відчути страх твій* і стидатися вчинків лукавого;* дай мені любити тебе з усієї душі моєї* і вчиняти твою спасенну волю,* бо ти Бог наш, що сказав: Просіть і отримаєте!</w:t>
-      </w:r>
-    </w:p>
-    <w:p>
-      <w:r>
-        <w:t>//господи_взиваю/2</w:t>
+        <w:t>З опечатаного гробу,* засяяв ти, Христе, як життя,* і при замкнених дверях* став між учнями, як воскресіння всіх,* через них обновляючи у нас праведного духа,* з великої твоєї милости.</w:t>
+      </w:r>
+    </w:p>
+    <w:p>
+      <w:r>
+        <w:rPr>
+          <w:highlight w:val="darkGray"/>
+        </w:rPr>
+        <w:t>//утреня/сідальні_по_першому_славословї/2</w:t>
       </w:r>
     </w:p>
     <w:p>
@@ -352,61 +401,25 @@
       <w:r>
         <w:rPr>
           <w:rFonts w:ascii="Times New Roman" w:hAnsi="Times New Roman"/>
+          <w:b/>
           <w:sz w:val="24"/>
         </w:rPr>
-        <w:t>Були ми для бісів посміховиськом,* для людей – засоромленням,* для праведних – риданням, для ангелів – жалобою,* для землі, води й повітря – нечистю;* бо тіло ми опоганили,* душу й ум осквернили незліченними вчинками* і стали ворогами Божими.* Горе нам, Господи!* Згрішили ми перед тобою, згрішили – прости нам!</w:t>
-      </w:r>
-    </w:p>
-    <w:p>
-      <w:r>
-        <w:t>//господи_взиваю/3</w:t>
-      </w:r>
-    </w:p>
-    <w:p>
-      <w:pPr>
-        <w:spacing w:after="120"/>
-        <w:jc w:val="both"/>
-      </w:pPr>
+        <w:t>Слава і нині</w:t>
+      </w:r>
       <w:r>
         <w:rPr>
           <w:rFonts w:ascii="Times New Roman" w:hAnsi="Times New Roman"/>
           <w:sz w:val="24"/>
         </w:rPr>
-        <w:t>Молимось тобі, Владико: Потерпи нам безплідним* і не порубай нас сокирою смерти,* як дерево неплідне, у вогонь вкидаючи,* але вчини нас плодоносними, умоляємо тебе.* Як чоловіколюбець дай час на покуту,* щоб ми обмили, Спасе наш Христе,* безліч гріхів наших.</w:t>
-      </w:r>
-    </w:p>
-    <w:p>
-      <w:pPr>
-        <w:pStyle w:val="Heading1"/>
-      </w:pPr>
-      <w:r>
-        <w:t>Глас 7 - СР</w:t>
-      </w:r>
-    </w:p>
-    <w:p>
-      <w:r>
-        <w:t>/октоїх/1/СР</w:t>
-      </w:r>
-    </w:p>
-    <w:p>
-      <w:pPr>
-        <w:pStyle w:val="Heading2"/>
-      </w:pPr>
-      <w:r>
-        <w:t>ВЕЧІРНЯ</w:t>
-      </w:r>
-    </w:p>
-    <w:p>
-      <w:pPr>
-        <w:pStyle w:val="Heading3"/>
-      </w:pPr>
-      <w:r>
-        <w:t>//господи_взиваю</w:t>
-      </w:r>
-    </w:p>
-    <w:p>
-      <w:r>
-        <w:t>//господи_взиваю/1</w:t>
+        <w:t>: Маючи милосердя нам у допомогу* і бачачи нас на землі,* змилосердься, благословенна Богородице, над безпомічними людьми.* Молися, щоб ми марно не згинули,* і благай, як Добросердна, милосердного Бога,* щоб спасли ми душі наші, пресвята Діво.</w:t>
+      </w:r>
+    </w:p>
+    <w:p>
+      <w:r>
+        <w:rPr>
+          <w:highlight w:val="darkGray"/>
+        </w:rPr>
+        <w:t>//утреня/сідальні_по_другому_славословї/1</w:t>
       </w:r>
     </w:p>
     <w:p>
@@ -428,12 +441,15 @@
           <w:rFonts w:ascii="Times New Roman" w:hAnsi="Times New Roman"/>
           <w:sz w:val="24"/>
         </w:rPr>
-        <w:t>Дерево колись прогнало мене з раю,* а нині і дерево до раю привело,* коли ти, Христе, розіп'явся.</w:t>
-      </w:r>
-    </w:p>
-    <w:p>
-      <w:r>
-        <w:t>//господи_взиваю/2</w:t>
+        <w:t>Життя в гробі спочивало,* і печаті на гробі покладено;* немов сплячого царя воїни сторожили Христа,* та й ангели прославляли безсмертного Бога,* а жінки кликали: Воскрес Господь,* що дає світові велику милість!</w:t>
+      </w:r>
+    </w:p>
+    <w:p>
+      <w:r>
+        <w:rPr>
+          <w:highlight w:val="darkGray"/>
+        </w:rPr>
+        <w:t>//утреня/сідальні_по_другому_славословї/2</w:t>
       </w:r>
     </w:p>
     <w:p>
@@ -444,68 +460,25 @@
       <w:r>
         <w:rPr>
           <w:rFonts w:ascii="Times New Roman" w:hAnsi="Times New Roman"/>
+          <w:b/>
           <w:sz w:val="24"/>
         </w:rPr>
-        <w:t>Страшне диво! Творець стоїть перед створін</w:t>
+        <w:t>Слава і нині</w:t>
       </w:r>
       <w:r>
         <w:rPr>
           <w:rFonts w:ascii="Times New Roman" w:hAnsi="Times New Roman"/>
           <w:sz w:val="24"/>
         </w:rPr>
-        <w:t>ням,* і його засуджують та розпинають* на спасіння людям.</w:t>
-      </w:r>
-    </w:p>
-    <w:p>
-      <w:r>
-        <w:t>//господи_взиваю/3</w:t>
-      </w:r>
-    </w:p>
-    <w:p>
-      <w:pPr>
-        <w:spacing w:after="120"/>
-        <w:jc w:val="both"/>
-      </w:pPr>
-      <w:r>
-        <w:rPr>
-          <w:rFonts w:ascii="Times New Roman" w:hAnsi="Times New Roman"/>
-          <w:sz w:val="24"/>
-        </w:rPr>
-        <w:t>Хресте Христовий!* Для святих ангелів ти – чудо,* а дияволові й бісам – загибель!* Спаси слуг твоїх.</w:t>
-      </w:r>
-    </w:p>
-    <w:p>
-      <w:pPr>
-        <w:pStyle w:val="Heading1"/>
-      </w:pPr>
-      <w:r>
-        <w:t>Глас 7 - ЧТ</w:t>
-      </w:r>
-    </w:p>
-    <w:p>
-      <w:r>
-        <w:t>/октоїх/1/ЧТ</w:t>
-      </w:r>
-    </w:p>
-    <w:p>
-      <w:pPr>
-        <w:pStyle w:val="Heading2"/>
-      </w:pPr>
-      <w:r>
-        <w:t>ВЕЧІРНЯ</w:t>
-      </w:r>
-    </w:p>
-    <w:p>
-      <w:pPr>
-        <w:pStyle w:val="Heading3"/>
-      </w:pPr>
-      <w:r>
-        <w:t>//господи_взиваю</w:t>
-      </w:r>
-    </w:p>
-    <w:p>
-      <w:r>
-        <w:t>//господи_взиваю/1</w:t>
+        <w:t>: Безупинно моли, Богородице Діво,* розп'ятого за нас і воскреслого Христа Бога нашого,* що скинув владу смерти,* щоб спаслися душі наші.</w:t>
+      </w:r>
+    </w:p>
+    <w:p>
+      <w:r>
+        <w:rPr>
+          <w:highlight w:val="darkGray"/>
+        </w:rPr>
+        <w:t>//утреня/хвалитні/стихири/1</w:t>
       </w:r>
     </w:p>
     <w:p>
@@ -527,12 +500,15 @@
           <w:rFonts w:ascii="Times New Roman" w:hAnsi="Times New Roman"/>
           <w:sz w:val="24"/>
         </w:rPr>
-        <w:t>Славні апостоли!* Плугом богорозуміння зоравши всю землю,* виростили ви безліч вірних.</w:t>
-      </w:r>
-    </w:p>
-    <w:p>
-      <w:r>
-        <w:t>//господи_взиваю/2</w:t>
+        <w:t>Воскрес Христос із мертвих і розірвав смертні окови.* Тож благовісти, земле, велику радість;* співайте, небеса, Божу славу!</w:t>
+      </w:r>
+    </w:p>
+    <w:p>
+      <w:r>
+        <w:rPr>
+          <w:highlight w:val="darkGray"/>
+        </w:rPr>
+        <w:t>//утреня/хвалитні/стихири/2</w:t>
       </w:r>
     </w:p>
     <w:p>
@@ -545,19 +521,36 @@
           <w:rFonts w:ascii="Times New Roman" w:hAnsi="Times New Roman"/>
           <w:sz w:val="24"/>
         </w:rPr>
-        <w:t>Розвійте сніговію моїх пристрастей* і розсвітіть мені</w:t>
-      </w:r>
+        <w:t>Воскресіння Христове бачивши,* поклонімся святому Господу Ісусові,* єдиному безгрішному.</w:t>
+      </w:r>
+    </w:p>
+    <w:p>
+      <w:r>
+        <w:rPr>
+          <w:highlight w:val="darkGray"/>
+        </w:rPr>
+        <w:t>//утреня/хвалитні/стихири/3</w:t>
+      </w:r>
+    </w:p>
+    <w:p>
+      <w:pPr>
+        <w:spacing w:after="120"/>
+        <w:jc w:val="both"/>
+      </w:pPr>
       <w:r>
         <w:rPr>
           <w:rFonts w:ascii="Times New Roman" w:hAnsi="Times New Roman"/>
           <w:sz w:val="24"/>
         </w:rPr>
-        <w:t xml:space="preserve"> провесну тихомирну й чисту,* блаженні апостоли.</w:t>
-      </w:r>
-    </w:p>
-    <w:p>
-      <w:r>
-        <w:t>//господи_взиваю/3</w:t>
+        <w:t>Христовому воскресінню безперестанно поклоняємось,* він бо спас нас від беззаконь наших,* – святий Господь Ісус,* що появив воскресіння.</w:t>
+      </w:r>
+    </w:p>
+    <w:p>
+      <w:r>
+        <w:rPr>
+          <w:highlight w:val="darkGray"/>
+        </w:rPr>
+        <w:t>//утреня/хвалитні/стихири/4</w:t>
       </w:r>
     </w:p>
     <w:p>
@@ -570,41 +563,15 @@
           <w:rFonts w:ascii="Times New Roman" w:hAnsi="Times New Roman"/>
           <w:sz w:val="24"/>
         </w:rPr>
-        <w:t>Як учні Слова привели ви зборища народів з бездумства* до Божого розуміння.</w:t>
-      </w:r>
-    </w:p>
-    <w:p>
-      <w:pPr>
-        <w:pStyle w:val="Heading1"/>
-      </w:pPr>
-      <w:r>
-        <w:t>Глас 7 - ПТ</w:t>
-      </w:r>
-    </w:p>
-    <w:p>
-      <w:r>
-        <w:t>/октоїх/1/ПТ</w:t>
-      </w:r>
-    </w:p>
-    <w:p>
-      <w:pPr>
-        <w:pStyle w:val="Heading2"/>
-      </w:pPr>
-      <w:r>
-        <w:t>ВЕЧІРНЯ</w:t>
-      </w:r>
-    </w:p>
-    <w:p>
-      <w:pPr>
-        <w:pStyle w:val="Heading3"/>
-      </w:pPr>
-      <w:r>
-        <w:t>//господи_взиваю</w:t>
-      </w:r>
-    </w:p>
-    <w:p>
-      <w:r>
-        <w:t>//господи_взиваю/1</w:t>
+        <w:t>Що віддамо Господеві за все, що нам дав?* Задля нас явився Бог між людьми,* задля зотлілого єства Слово стало тілом і поселилось між нами:* для невдячних – доброчинець, полоненим – визволитель,* а тим, що в темряві – сонце правди;* на хресті – безстрасний, в аді – світло,* у смерті – життя і воскресіння заради упалих.* Закличмо до нього: Боже наш, – слава тобі!</w:t>
+      </w:r>
+    </w:p>
+    <w:p>
+      <w:r>
+        <w:rPr>
+          <w:highlight w:val="darkGray"/>
+        </w:rPr>
+        <w:t>//утреня/хвалитні/стихири/5</w:t>
       </w:r>
     </w:p>
     <w:p>
@@ -612,6 +579,129 @@
         <w:spacing w:after="120"/>
         <w:jc w:val="both"/>
       </w:pPr>
+      <w:r>
+        <w:rPr>
+          <w:rFonts w:ascii="Times New Roman" w:hAnsi="Times New Roman"/>
+          <w:sz w:val="24"/>
+        </w:rPr>
+        <w:t>Як цар усіх і всесильний Бог,* брами адові знищив ти, Господи,* і владу смерти здолав своєю силою,* і підняв мертвих, що уснули від віку,* твоїм славним і божественним воскресінням.</w:t>
+      </w:r>
+    </w:p>
+    <w:p>
+      <w:r>
+        <w:rPr>
+          <w:highlight w:val="darkGray"/>
+        </w:rPr>
+        <w:t>//утреня/хвалитні/стихири/6</w:t>
+      </w:r>
+    </w:p>
+    <w:p>
+      <w:pPr>
+        <w:spacing w:after="120"/>
+        <w:jc w:val="both"/>
+      </w:pPr>
+      <w:r>
+        <w:rPr>
+          <w:rFonts w:ascii="Times New Roman" w:hAnsi="Times New Roman"/>
+          <w:sz w:val="24"/>
+        </w:rPr>
+        <w:t>Прийдіте, зрадіймо в Господі* і звеселімся його воскресінням,* він бо воскресив із незламних адових кайданів* і, як Бог, дарував світові життя вічне* і велику милість.</w:t>
+      </w:r>
+    </w:p>
+    <w:p>
+      <w:r>
+        <w:rPr>
+          <w:highlight w:val="darkGray"/>
+        </w:rPr>
+        <w:t>//утреня/хвалитні/стихири/7</w:t>
+      </w:r>
+    </w:p>
+    <w:p>
+      <w:pPr>
+        <w:spacing w:after="120"/>
+        <w:jc w:val="both"/>
+      </w:pPr>
+      <w:r>
+        <w:rPr>
+          <w:rFonts w:ascii="Times New Roman" w:hAnsi="Times New Roman"/>
+          <w:sz w:val="24"/>
+        </w:rPr>
+        <w:t>Промінний ангел сидів на камені життєдайного гробу* і благовістив жінкам-мироносицям, кажучи:* Воскрес Господь, як і прорік вам!* Сповістіть його учнів, що він чекає на вас у Галилеї,* і світові дає вічне життя і велику милість.</w:t>
+      </w:r>
+    </w:p>
+    <w:p>
+      <w:r>
+        <w:rPr>
+          <w:highlight w:val="darkGray"/>
+        </w:rPr>
+        <w:t>//утреня/хвалитні/стихири/8</w:t>
+      </w:r>
+    </w:p>
+    <w:p>
+      <w:pPr>
+        <w:spacing w:after="120"/>
+        <w:jc w:val="both"/>
+      </w:pPr>
+      <w:r>
+        <w:rPr>
+          <w:rFonts w:ascii="Times New Roman" w:hAnsi="Times New Roman"/>
+          <w:sz w:val="24"/>
+        </w:rPr>
+        <w:t>Чому ви не зберегли наріжного каменя, пребеззаконні юдеї?* Він бо є той, що його поклав Бог у Сіоні,* що з каменя добув у пустелі воду,* а нам точить із свого боку безсмертя.* Це той камінь, що сам відірвався від дівичої гори,* без жодного людського хотіння.* Це Син Чоловічий, що йде на хмарах небесних* до Ветхого днями, як говорив Даниїл,* а царство його вічне.</w:t>
+      </w:r>
+    </w:p>
+    <w:p>
+      <w:r>
+        <w:rPr>
+          <w:highlight w:val="darkGray"/>
+        </w:rPr>
+        <w:t>//утреня/хвалитні/стихири/9</w:t>
+      </w:r>
+    </w:p>
+    <w:p>
+      <w:pPr>
+        <w:spacing w:after="120"/>
+        <w:jc w:val="center"/>
+      </w:pPr>
+      <w:r>
+        <w:rPr>
+          <w:rFonts w:ascii="Times New Roman" w:hAnsi="Times New Roman"/>
+          <w:b/>
+          <w:i/>
+          <w:color w:val="FF0000"/>
+          <w:sz w:val="24"/>
+        </w:rPr>
+        <w:t>Стихира євангельська</w:t>
+      </w:r>
+    </w:p>
+    <w:p>
+      <w:r>
+        <w:rPr>
+          <w:highlight w:val="darkGray"/>
+        </w:rPr>
+        <w:t>//утреня/хвалитні/стихири/10</w:t>
+      </w:r>
+    </w:p>
+    <w:p>
+      <w:pPr>
+        <w:spacing w:after="120"/>
+        <w:jc w:val="both"/>
+      </w:pPr>
+      <w:r>
+        <w:rPr>
+          <w:rFonts w:ascii="Times New Roman" w:hAnsi="Times New Roman"/>
+          <w:b/>
+          <w:sz w:val="24"/>
+        </w:rPr>
+        <w:t>Слава</w:t>
+      </w:r>
+      <w:r>
+        <w:rPr>
+          <w:rFonts w:ascii="Times New Roman" w:hAnsi="Times New Roman"/>
+          <w:sz w:val="24"/>
+        </w:rPr>
+        <w:t xml:space="preserve"> </w:t>
+      </w:r>
       <w:r>
         <w:rPr>
           <w:rFonts w:ascii="Times New Roman" w:hAnsi="Times New Roman"/>
@@ -619,19 +709,103 @@
           <w:color w:val="FF0000"/>
           <w:sz w:val="24"/>
         </w:rPr>
-        <w:t xml:space="preserve">(г. 7): </w:t>
+        <w:t xml:space="preserve">(г. ): </w:t>
+      </w:r>
+    </w:p>
+    <w:p>
+      <w:r>
+        <w:rPr>
+          <w:highlight w:val="darkGray"/>
+        </w:rPr>
+        <w:t>//утреня/хвалитні/стихири/11</w:t>
+      </w:r>
+    </w:p>
+    <w:p>
+      <w:pPr>
+        <w:spacing w:after="120"/>
+        <w:jc w:val="both"/>
+      </w:pPr>
+      <w:r>
+        <w:rPr>
+          <w:rFonts w:ascii="Times New Roman" w:hAnsi="Times New Roman"/>
+          <w:b/>
+          <w:sz w:val="24"/>
+        </w:rPr>
+        <w:t>І нині</w:t>
       </w:r>
       <w:r>
         <w:rPr>
           <w:rFonts w:ascii="Times New Roman" w:hAnsi="Times New Roman"/>
           <w:sz w:val="24"/>
         </w:rPr>
-        <w:t>Щоб учинити людину Богом,* ти став людиною, предобрий Христе, і дав себе розп'ясти.* Слава силі твоїй!</w:t>
-      </w:r>
-    </w:p>
-    <w:p>
-      <w:r>
-        <w:t>//господи_взиваю/2</w:t>
+        <w:t xml:space="preserve">: </w:t>
+      </w:r>
+      <w:r>
+        <w:rPr>
+          <w:rFonts w:ascii="Times New Roman" w:hAnsi="Times New Roman"/>
+          <w:i/>
+          <w:color w:val="FF0000"/>
+          <w:sz w:val="24"/>
+        </w:rPr>
+        <w:t>(г. 2):</w:t>
+      </w:r>
+      <w:r>
+        <w:rPr>
+          <w:rFonts w:ascii="Times New Roman" w:hAnsi="Times New Roman"/>
+          <w:color w:val="FF0000"/>
+          <w:sz w:val="24"/>
+        </w:rPr>
+        <w:t xml:space="preserve"> </w:t>
+      </w:r>
+      <w:r>
+        <w:rPr>
+          <w:rFonts w:ascii="Times New Roman" w:hAnsi="Times New Roman"/>
+          <w:sz w:val="24"/>
+        </w:rPr>
+        <w:t>Преблагословенна ти, Богородице Діво,* бо Воплочений з тебе полонив ад,* покликав Адама, усунув прокляття,* визволив Єву, переміг смерть, і ми ожили.* Тому, співаючи, кличемо:* Благословенний Христос Бог наш,* що на це зволив, – слава тобі.</w:t>
+      </w:r>
+    </w:p>
+    <w:p>
+      <w:pPr>
+        <w:pStyle w:val="Heading1"/>
+      </w:pPr>
+      <w:r>
+        <w:t>Глас 7 - ПН</w:t>
+      </w:r>
+    </w:p>
+    <w:p>
+      <w:r>
+        <w:rPr>
+          <w:highlight w:val="darkGray"/>
+        </w:rPr>
+        <w:t>/октоїх/7/ПН</w:t>
+      </w:r>
+    </w:p>
+    <w:p>
+      <w:pPr>
+        <w:pStyle w:val="Heading2"/>
+      </w:pPr>
+      <w:r>
+        <w:t>ВЕЧІРНЯ</w:t>
+      </w:r>
+    </w:p>
+    <w:p>
+      <w:pPr>
+        <w:pStyle w:val="Heading3"/>
+      </w:pPr>
+      <w:r>
+        <w:rPr>
+          <w:highlight w:val="darkGray"/>
+        </w:rPr>
+        <w:t>//вечірня/господи_взиваю</w:t>
+      </w:r>
+    </w:p>
+    <w:p>
+      <w:r>
+        <w:rPr>
+          <w:highlight w:val="darkGray"/>
+        </w:rPr>
+        <w:t>//вечірня/господи_взиваю/стихири/1</w:t>
       </w:r>
     </w:p>
     <w:p>
@@ -642,21 +816,34 @@
       <w:r>
         <w:rPr>
           <w:rFonts w:ascii="Times New Roman" w:hAnsi="Times New Roman"/>
+          <w:i/>
+          <w:color w:val="FF0000"/>
           <w:sz w:val="24"/>
         </w:rPr>
-        <w:t>Коли зборище ворогів на хрест тебе, І</w:t>
+        <w:t>(г. 7):</w:t>
+      </w:r>
+      <w:r>
+        <w:rPr>
+          <w:rFonts w:ascii="Times New Roman" w:hAnsi="Times New Roman"/>
+          <w:i/>
+          <w:sz w:val="24"/>
+        </w:rPr>
+        <w:t xml:space="preserve"> </w:t>
       </w:r>
       <w:r>
         <w:rPr>
           <w:rFonts w:ascii="Times New Roman" w:hAnsi="Times New Roman"/>
           <w:sz w:val="24"/>
         </w:rPr>
-        <w:t>сусе, засудило,* земля затряслася* і сонячне світло скрилося.</w:t>
-      </w:r>
-    </w:p>
-    <w:p>
-      <w:r>
-        <w:t>//господи_взиваю/3</w:t>
+        <w:t>Підведи очі, душе моя,* і поглянь на Боже провидіння й милосердя,* як то він, прихиливши небеса, зійшов на землю,* щоб підняти тебе з недолі твоїх пристрастей* і поставити на камені віри.* О, дивне і преславне чудо!* Слава твоєму пониженню, Чоловіколюбче!</w:t>
+      </w:r>
+    </w:p>
+    <w:p>
+      <w:r>
+        <w:rPr>
+          <w:highlight w:val="darkGray"/>
+        </w:rPr>
+        <w:t>//вечірня/господи_взиваю/стихири/2</w:t>
       </w:r>
     </w:p>
     <w:p>
@@ -669,10 +856,2952 @@
           <w:rFonts w:ascii="Times New Roman" w:hAnsi="Times New Roman"/>
           <w:sz w:val="24"/>
         </w:rPr>
+        <w:t>Гляди, душе моя, на свої беззаконні діла й дивуйся:* Як то земля тебе носить?* Як то вона не западеться?* Як то дикі звірі не пожирають тебе?* І як то незахідне сонце не перестає тобі світити?* Встань, покайся і кликни до Господа:* Згрішила я, дуже згрішила, помилуй мене!</w:t>
+      </w:r>
+    </w:p>
+    <w:p>
+      <w:r>
+        <w:rPr>
+          <w:highlight w:val="darkGray"/>
+        </w:rPr>
+        <w:t>//вечірня/господи_взиваю/стихири/3</w:t>
+      </w:r>
+    </w:p>
+    <w:p>
+      <w:pPr>
+        <w:spacing w:after="120"/>
+        <w:jc w:val="both"/>
+      </w:pPr>
+      <w:r>
+        <w:rPr>
+          <w:rFonts w:ascii="Times New Roman" w:hAnsi="Times New Roman"/>
+          <w:sz w:val="24"/>
+        </w:rPr>
+        <w:t>Маючи в тобі надію,* всесильний Господи, благаємо,* щоб спастися нам від усяких бід, пристрастей і нещастя,* щоб пройшли ми спокійно наше життя, і чисто поживши,* знайшли ми в день судний тебе доброго й милосердного Владику.</w:t>
+      </w:r>
+    </w:p>
+    <w:p>
+      <w:r>
+        <w:rPr>
+          <w:highlight w:val="darkGray"/>
+        </w:rPr>
+        <w:t>//вечірня/стиховня/стихири/1</w:t>
+      </w:r>
+    </w:p>
+    <w:p>
+      <w:pPr>
+        <w:spacing w:after="120"/>
+        <w:jc w:val="both"/>
+      </w:pPr>
+      <w:r>
+        <w:rPr>
+          <w:rFonts w:ascii="Times New Roman" w:hAnsi="Times New Roman"/>
+          <w:i/>
+          <w:color w:val="FF0000"/>
+          <w:sz w:val="24"/>
+        </w:rPr>
+        <w:t>(г. 7):</w:t>
+      </w:r>
+      <w:r>
+        <w:rPr>
+          <w:rFonts w:ascii="Times New Roman" w:hAnsi="Times New Roman"/>
+          <w:i/>
+          <w:sz w:val="24"/>
+        </w:rPr>
+        <w:t xml:space="preserve"> </w:t>
+      </w:r>
+      <w:r>
+        <w:rPr>
+          <w:rFonts w:ascii="Times New Roman" w:hAnsi="Times New Roman"/>
+          <w:sz w:val="24"/>
+        </w:rPr>
+        <w:t>Як блудний син приходжу я, Щедрий:* Прийми мене, що до тебе припадаю, між твоїх наймитів, Боже,* і помилуй мене, Чоловіколюбче.</w:t>
+      </w:r>
+    </w:p>
+    <w:p>
+      <w:r>
+        <w:rPr>
+          <w:highlight w:val="darkGray"/>
+        </w:rPr>
+        <w:t>//вечірня/стиховня/стихири/2</w:t>
+      </w:r>
+    </w:p>
+    <w:p>
+      <w:pPr>
+        <w:spacing w:after="120"/>
+        <w:jc w:val="both"/>
+      </w:pPr>
+      <w:r>
+        <w:rPr>
+          <w:rFonts w:ascii="Times New Roman" w:hAnsi="Times New Roman"/>
+          <w:sz w:val="24"/>
+        </w:rPr>
+        <w:t>Як ті, що попалися між розбійників і були зранені,* так і ми упали в безліч гріхів, і душа наша зранена.* До кого ж удамося винуваті?* Лиш до тебе – милосердного лікаря душ:* Вилий на нас, Боже, велике твоє милосердя!</w:t>
+      </w:r>
+    </w:p>
+    <w:p>
+      <w:r>
+        <w:rPr>
+          <w:highlight w:val="darkGray"/>
+        </w:rPr>
+        <w:t>//вечірня/стиховня/стихири/3</w:t>
+      </w:r>
+    </w:p>
+    <w:p>
+      <w:pPr>
+        <w:spacing w:after="120"/>
+        <w:jc w:val="both"/>
+      </w:pPr>
+      <w:r>
+        <w:rPr>
+          <w:rFonts w:ascii="Times New Roman" w:hAnsi="Times New Roman"/>
+          <w:sz w:val="24"/>
+        </w:rPr>
+        <w:t xml:space="preserve">Слава тобі, Христе Боже,* апостолів славо й радосте мучеників,* які проповідували одноістотну Тройцю. </w:t>
+      </w:r>
+    </w:p>
+    <w:p>
+      <w:r>
+        <w:rPr>
+          <w:highlight w:val="darkGray"/>
+        </w:rPr>
+        <w:t>//вечірня/стиховня/стихири/4</w:t>
+      </w:r>
+    </w:p>
+    <w:p>
+      <w:pPr>
+        <w:spacing w:after="120"/>
+        <w:jc w:val="both"/>
+      </w:pPr>
+      <w:r>
+        <w:rPr>
+          <w:rFonts w:ascii="Times New Roman" w:hAnsi="Times New Roman"/>
+          <w:b/>
+          <w:sz w:val="24"/>
+        </w:rPr>
+        <w:t>Слава і нині</w:t>
+      </w:r>
+      <w:r>
+        <w:rPr>
+          <w:rFonts w:ascii="Times New Roman" w:hAnsi="Times New Roman"/>
+          <w:sz w:val="24"/>
+        </w:rPr>
+        <w:t>: Радуйся! – кличемо до тебе з архангелом, Божа невісто.* Звемо тебе світлицею, дверми і вогняним престолом та й горою нерозсічною і кущем неопалимим.</w:t>
+      </w:r>
+    </w:p>
+    <w:p>
+      <w:pPr>
+        <w:pStyle w:val="Heading2"/>
+      </w:pPr>
+      <w:r>
+        <w:t>УТРЕНЯ</w:t>
+      </w:r>
+    </w:p>
+    <w:p>
+      <w:r>
+        <w:rPr>
+          <w:highlight w:val="darkGray"/>
+        </w:rPr>
+        <w:t>//утреня/сідальні_по_першому_славословї/1</w:t>
+      </w:r>
+    </w:p>
+    <w:p>
+      <w:pPr>
+        <w:spacing w:after="120"/>
+        <w:jc w:val="both"/>
+      </w:pPr>
+      <w:r>
+        <w:rPr>
+          <w:rFonts w:ascii="Times New Roman" w:hAnsi="Times New Roman"/>
+          <w:i/>
+          <w:color w:val="FF0000"/>
+          <w:sz w:val="24"/>
+        </w:rPr>
+        <w:t>(г. 7):</w:t>
+      </w:r>
+      <w:r>
+        <w:rPr>
+          <w:rFonts w:ascii="Times New Roman" w:hAnsi="Times New Roman"/>
+          <w:i/>
+          <w:sz w:val="24"/>
+        </w:rPr>
+        <w:t xml:space="preserve"> </w:t>
+      </w:r>
+      <w:r>
+        <w:rPr>
+          <w:rFonts w:ascii="Times New Roman" w:hAnsi="Times New Roman"/>
+          <w:sz w:val="24"/>
+        </w:rPr>
+        <w:t>Маючи, душе моя, ліки покаяння,* приступи і припади, кличучи з зітханням:* Лікарю душ і тіл, Чоловіколюбче!* Визволи мене від безлічі моїх прогріхів,* зарахуй мене до блудниці, розбійника й митаря* та дай мені, Боже, прощення гріхів моїх і спаси мене.</w:t>
+      </w:r>
+    </w:p>
+    <w:p>
+      <w:r>
+        <w:rPr>
+          <w:highlight w:val="darkGray"/>
+        </w:rPr>
+        <w:t>//утреня/сідальні_по_першому_славословї/2</w:t>
+      </w:r>
+    </w:p>
+    <w:p>
+      <w:pPr>
+        <w:spacing w:after="120"/>
+        <w:jc w:val="both"/>
+      </w:pPr>
+      <w:r>
+        <w:rPr>
+          <w:rFonts w:ascii="Times New Roman" w:hAnsi="Times New Roman"/>
+          <w:b/>
+          <w:sz w:val="24"/>
+        </w:rPr>
+        <w:t>Слава і нині</w:t>
+      </w:r>
+      <w:r>
+        <w:rPr>
+          <w:rFonts w:ascii="Times New Roman" w:hAnsi="Times New Roman"/>
+          <w:sz w:val="24"/>
+        </w:rPr>
+        <w:t>: Появившись божественним храмом, перевищила ти,* благословенна Богородице, небесні хори,* бо ти породила Христа,* Спаса душ наших.</w:t>
+      </w:r>
+    </w:p>
+    <w:p>
+      <w:r>
+        <w:rPr>
+          <w:highlight w:val="darkGray"/>
+        </w:rPr>
+        <w:t>//утреня/сідальні_по_другому_славословї/1</w:t>
+      </w:r>
+    </w:p>
+    <w:p>
+      <w:pPr>
+        <w:spacing w:after="120"/>
+        <w:jc w:val="both"/>
+      </w:pPr>
+      <w:r>
+        <w:rPr>
+          <w:rFonts w:ascii="Times New Roman" w:hAnsi="Times New Roman"/>
+          <w:i/>
+          <w:color w:val="FF0000"/>
+          <w:sz w:val="24"/>
+        </w:rPr>
+        <w:t>(г. 7):</w:t>
+      </w:r>
+      <w:r>
+        <w:rPr>
+          <w:rFonts w:ascii="Times New Roman" w:hAnsi="Times New Roman"/>
+          <w:i/>
+          <w:sz w:val="24"/>
+        </w:rPr>
+        <w:t xml:space="preserve"> </w:t>
+      </w:r>
+      <w:r>
+        <w:rPr>
+          <w:rFonts w:ascii="Times New Roman" w:hAnsi="Times New Roman"/>
+          <w:sz w:val="24"/>
+        </w:rPr>
+        <w:t>Ми не наслідували митаря у покаянні,* ані сліз блудниці не придбали,* і в засліпленні ми не спромоглись на таку поправу;* але твоїм милосердям, Христе Боже,* спаси нас, як чоловіколюбець.</w:t>
+      </w:r>
+    </w:p>
+    <w:p>
+      <w:r>
+        <w:rPr>
+          <w:highlight w:val="darkGray"/>
+        </w:rPr>
+        <w:t>//утреня/сідальні_по_другому_славословї/2</w:t>
+      </w:r>
+    </w:p>
+    <w:p>
+      <w:pPr>
+        <w:spacing w:after="120"/>
+        <w:jc w:val="both"/>
+      </w:pPr>
+      <w:r>
+        <w:rPr>
+          <w:rFonts w:ascii="Times New Roman" w:hAnsi="Times New Roman"/>
+          <w:b/>
+          <w:sz w:val="24"/>
+        </w:rPr>
+        <w:t>Слава і нині</w:t>
+      </w:r>
+      <w:r>
+        <w:rPr>
+          <w:rFonts w:ascii="Times New Roman" w:hAnsi="Times New Roman"/>
+          <w:sz w:val="24"/>
+        </w:rPr>
+        <w:t>: Чесніша ти від славних херувимів, пресвята Діво,* бо вони, неспроможні витримати божественної сили,* закривають лиця свої крилами, службу звершуючи,* а ти споглядаєш на втілене Слово,* що на твоїх руках носиш.* Моли його безупинно за душі наші.</w:t>
+      </w:r>
+    </w:p>
+    <w:p>
+      <w:r>
+        <w:rPr>
+          <w:highlight w:val="darkGray"/>
+        </w:rPr>
+        <w:t>//утреня/світильні/1</w:t>
+      </w:r>
+    </w:p>
+    <w:p>
+      <w:pPr>
+        <w:spacing w:after="120"/>
+        <w:jc w:val="both"/>
+      </w:pPr>
+      <w:r>
+        <w:rPr>
+          <w:rFonts w:ascii="Times New Roman" w:hAnsi="Times New Roman"/>
+          <w:sz w:val="24"/>
+        </w:rPr>
+        <w:t>Архангели й ангели, начала й господьства,* сили і власті, престоли, багатозорі херувими і шестокрильні серафими!* Моліться за нас, щоб визволились ми від бід і вогню невгасного.</w:t>
+      </w:r>
+    </w:p>
+    <w:p>
+      <w:r>
+        <w:rPr>
+          <w:highlight w:val="darkGray"/>
+        </w:rPr>
+        <w:t>//утреня/світильні/2</w:t>
+      </w:r>
+    </w:p>
+    <w:p>
+      <w:pPr>
+        <w:spacing w:after="120"/>
+        <w:jc w:val="both"/>
+      </w:pPr>
+      <w:r>
+        <w:rPr>
+          <w:rFonts w:ascii="Times New Roman" w:hAnsi="Times New Roman"/>
+          <w:b/>
+          <w:sz w:val="24"/>
+        </w:rPr>
+        <w:t>Слава і нині</w:t>
+      </w:r>
+      <w:r>
+        <w:rPr>
+          <w:rFonts w:ascii="Times New Roman" w:hAnsi="Times New Roman"/>
+          <w:sz w:val="24"/>
+        </w:rPr>
+        <w:t>: Ти мені заступниця, Пречиста,* кріпке забороло і провідниця світу,* тож до тебе припадаю і кличу:* Визволь мене, Діво, від лютих бід та звільни від вічного вогню,* бо на тебе надіюся.</w:t>
+      </w:r>
+    </w:p>
+    <w:p>
+      <w:r>
+        <w:rPr>
+          <w:highlight w:val="darkGray"/>
+        </w:rPr>
+        <w:t>//утреня/стиховня/стихири/1</w:t>
+      </w:r>
+    </w:p>
+    <w:p>
+      <w:pPr>
+        <w:spacing w:after="120"/>
+        <w:jc w:val="both"/>
+      </w:pPr>
+      <w:r>
+        <w:rPr>
+          <w:rFonts w:ascii="Times New Roman" w:hAnsi="Times New Roman"/>
+          <w:i/>
+          <w:color w:val="FF0000"/>
+          <w:sz w:val="24"/>
+        </w:rPr>
+        <w:t>(г. 7):</w:t>
+      </w:r>
+      <w:r>
+        <w:rPr>
+          <w:rFonts w:ascii="Times New Roman" w:hAnsi="Times New Roman"/>
+          <w:i/>
+          <w:sz w:val="24"/>
+        </w:rPr>
+        <w:t xml:space="preserve"> </w:t>
+      </w:r>
+      <w:r>
+        <w:rPr>
+          <w:rFonts w:ascii="Times New Roman" w:hAnsi="Times New Roman"/>
+          <w:sz w:val="24"/>
+        </w:rPr>
+        <w:t>Не зрубай нас грішних, як неплідну смоковницю,* але залиши нас ще на більше літ,* напоюючи душу нашу сльозами покаяння,* щоб принесли ми тобі плоди добродійні.</w:t>
+      </w:r>
+    </w:p>
+    <w:p>
+      <w:r>
+        <w:rPr>
+          <w:highlight w:val="darkGray"/>
+        </w:rPr>
+        <w:t>//утреня/стиховня/стихири/2</w:t>
+      </w:r>
+    </w:p>
+    <w:p>
+      <w:pPr>
+        <w:spacing w:after="120"/>
+        <w:jc w:val="both"/>
+      </w:pPr>
+      <w:r>
+        <w:rPr>
+          <w:rFonts w:ascii="Times New Roman" w:hAnsi="Times New Roman"/>
+          <w:i/>
+          <w:color w:val="FF0000"/>
+          <w:sz w:val="24"/>
+        </w:rPr>
+        <w:t>Стих:</w:t>
+      </w:r>
+      <w:r>
+        <w:rPr>
+          <w:rFonts w:ascii="Times New Roman" w:hAnsi="Times New Roman"/>
+          <w:i/>
+          <w:sz w:val="24"/>
+        </w:rPr>
+        <w:t xml:space="preserve"> </w:t>
+      </w:r>
+      <w:r>
+        <w:rPr>
+          <w:rFonts w:ascii="Times New Roman" w:hAnsi="Times New Roman"/>
+          <w:sz w:val="24"/>
+          <w:u w:val="single"/>
+        </w:rPr>
+        <w:t>Насити нас уранці милістю твоєю, Господи, щоб ми раділи й веселились по всі дні наші. Звесели нас мірою днів, за яких ти засмутив нас, мірою літ, що в них ми зазнали горя.* Нехай виявиться твоїм слугам твоє діло, і слава твоя – їхнім дітям.</w:t>
+      </w:r>
+    </w:p>
+    <w:p>
+      <w:r>
+        <w:rPr>
+          <w:highlight w:val="darkGray"/>
+        </w:rPr>
+        <w:t>//утреня/стиховня/стихири/3</w:t>
+      </w:r>
+    </w:p>
+    <w:p>
+      <w:pPr>
+        <w:spacing w:after="120"/>
+        <w:jc w:val="both"/>
+      </w:pPr>
+      <w:r>
+        <w:rPr>
+          <w:rFonts w:ascii="Times New Roman" w:hAnsi="Times New Roman"/>
+          <w:sz w:val="24"/>
+        </w:rPr>
+        <w:t>Будучи сонцем праведним,* просвіти серця тих, що тобі співають:* Господи, – слава тобі!</w:t>
+      </w:r>
+    </w:p>
+    <w:p>
+      <w:r>
+        <w:rPr>
+          <w:highlight w:val="darkGray"/>
+        </w:rPr>
+        <w:t>//утреня/стиховня/стихири/4</w:t>
+      </w:r>
+    </w:p>
+    <w:p>
+      <w:pPr>
+        <w:spacing w:after="120"/>
+        <w:jc w:val="both"/>
+      </w:pPr>
+      <w:r>
+        <w:rPr>
+          <w:rFonts w:ascii="Times New Roman" w:hAnsi="Times New Roman"/>
+          <w:i/>
+          <w:color w:val="FF0000"/>
+          <w:sz w:val="24"/>
+        </w:rPr>
+        <w:t xml:space="preserve">Стих: </w:t>
+      </w:r>
+      <w:r>
+        <w:rPr>
+          <w:rFonts w:ascii="Times New Roman" w:hAnsi="Times New Roman"/>
+          <w:sz w:val="24"/>
+          <w:u w:val="single"/>
+        </w:rPr>
+        <w:t xml:space="preserve">І ласка Господа, Бога нашого, нехай буде над нами,* і стверди діло рук наших; стверди його – діло рук наших. </w:t>
+      </w:r>
+    </w:p>
+    <w:p>
+      <w:r>
+        <w:rPr>
+          <w:highlight w:val="darkGray"/>
+        </w:rPr>
+        <w:t>//утреня/стиховня/стихири/5</w:t>
+      </w:r>
+    </w:p>
+    <w:p>
+      <w:pPr>
+        <w:spacing w:after="120"/>
+        <w:jc w:val="both"/>
+      </w:pPr>
+      <w:r>
+        <w:rPr>
+          <w:rFonts w:ascii="Times New Roman" w:hAnsi="Times New Roman"/>
+          <w:sz w:val="24"/>
+        </w:rPr>
+        <w:t>Святкуючи пам'ять святих твоїх страстотерпців,* тебе, Христе, прославляємо, кличучи:* Господи, – слава тобі!</w:t>
+      </w:r>
+    </w:p>
+    <w:p>
+      <w:r>
+        <w:rPr>
+          <w:highlight w:val="darkGray"/>
+        </w:rPr>
+        <w:t>//утреня/стиховня/стихири/6</w:t>
+      </w:r>
+    </w:p>
+    <w:p>
+      <w:pPr>
+        <w:spacing w:after="120"/>
+        <w:jc w:val="both"/>
+      </w:pPr>
+      <w:r>
+        <w:rPr>
+          <w:rFonts w:ascii="Times New Roman" w:hAnsi="Times New Roman"/>
+          <w:b/>
+          <w:sz w:val="24"/>
+        </w:rPr>
+        <w:t>Слава і нині</w:t>
+      </w:r>
+      <w:r>
+        <w:rPr>
+          <w:rFonts w:ascii="Times New Roman" w:hAnsi="Times New Roman"/>
+          <w:sz w:val="24"/>
+        </w:rPr>
+        <w:t>: Молитвами Богородиці утихомир життя наше,* бо кличемо до тебе:* Милостивий Господи, – слава тобі!</w:t>
+      </w:r>
+    </w:p>
+    <w:p>
+      <w:pPr>
+        <w:pStyle w:val="Heading1"/>
+      </w:pPr>
+      <w:r>
+        <w:t>Глас 7 - ВВ</w:t>
+      </w:r>
+    </w:p>
+    <w:p>
+      <w:r>
+        <w:rPr>
+          <w:highlight w:val="darkGray"/>
+        </w:rPr>
+        <w:t>/октоїх/7/ВВ</w:t>
+      </w:r>
+    </w:p>
+    <w:p>
+      <w:pPr>
+        <w:pStyle w:val="Heading2"/>
+      </w:pPr>
+      <w:r>
+        <w:t>ВЕЧІРНЯ</w:t>
+      </w:r>
+    </w:p>
+    <w:p>
+      <w:pPr>
+        <w:pStyle w:val="Heading3"/>
+      </w:pPr>
+      <w:r>
+        <w:rPr>
+          <w:highlight w:val="darkGray"/>
+        </w:rPr>
+        <w:t>//вечірня/господи_взиваю</w:t>
+      </w:r>
+    </w:p>
+    <w:p>
+      <w:r>
+        <w:rPr>
+          <w:highlight w:val="darkGray"/>
+        </w:rPr>
+        <w:t>//вечірня/господи_взиваю/стихири/1</w:t>
+      </w:r>
+    </w:p>
+    <w:p>
+      <w:pPr>
+        <w:spacing w:after="120"/>
+        <w:jc w:val="both"/>
+      </w:pPr>
+      <w:r>
+        <w:rPr>
+          <w:rFonts w:ascii="Times New Roman" w:hAnsi="Times New Roman"/>
+          <w:i/>
+          <w:color w:val="FF0000"/>
+          <w:sz w:val="24"/>
+        </w:rPr>
+        <w:t>(г. 7):</w:t>
+      </w:r>
+      <w:r>
+        <w:rPr>
+          <w:rFonts w:ascii="Times New Roman" w:hAnsi="Times New Roman"/>
+          <w:sz w:val="24"/>
+        </w:rPr>
+        <w:t xml:space="preserve"> Владико й Боже всещедрий!* За відомим лиш тобі рішенням* дай мені в серці відчути страх твій* і стидатися вчинків лукавого;* дай мені любити тебе з усієї душі моєї* і вчиняти твою спасенну волю,* бо ти Бог наш, що сказав: Просіть і отримаєте!</w:t>
+      </w:r>
+    </w:p>
+    <w:p>
+      <w:r>
+        <w:rPr>
+          <w:highlight w:val="darkGray"/>
+        </w:rPr>
+        <w:t>//вечірня/господи_взиваю/стихири/2</w:t>
+      </w:r>
+    </w:p>
+    <w:p>
+      <w:pPr>
+        <w:spacing w:after="120"/>
+        <w:jc w:val="both"/>
+      </w:pPr>
+      <w:r>
+        <w:rPr>
+          <w:rFonts w:ascii="Times New Roman" w:hAnsi="Times New Roman"/>
+          <w:sz w:val="24"/>
+        </w:rPr>
+        <w:t>Були ми для бісів посміховиськом,* для людей – засоромленням,* для праведних – риданням, для ангелів – жалобою,* для землі, води й повітря – нечистю;* бо тіло ми опоганили,* душу й ум осквернили незліченними вчинками* і стали ворогами Божими.* Горе нам, Господи!* Згрішили ми перед тобою, згрішили – прости нам!</w:t>
+      </w:r>
+    </w:p>
+    <w:p>
+      <w:r>
+        <w:rPr>
+          <w:highlight w:val="darkGray"/>
+        </w:rPr>
+        <w:t>//вечірня/господи_взиваю/стихири/3</w:t>
+      </w:r>
+    </w:p>
+    <w:p>
+      <w:pPr>
+        <w:spacing w:after="120"/>
+        <w:jc w:val="both"/>
+      </w:pPr>
+      <w:r>
+        <w:rPr>
+          <w:rFonts w:ascii="Times New Roman" w:hAnsi="Times New Roman"/>
+          <w:sz w:val="24"/>
+        </w:rPr>
+        <w:t>Молимось тобі, Владико: Потерпи нам безплідним* і не порубай нас сокирою смерти,* як дерево неплідне, у вогонь вкидаючи,* але вчини нас плодоносними, умоляємо тебе.* Як чоловіколюбець дай час на покуту,* щоб ми обмили, Спасе наш Христе,* безліч гріхів наших.</w:t>
+      </w:r>
+    </w:p>
+    <w:p>
+      <w:r>
+        <w:rPr>
+          <w:highlight w:val="darkGray"/>
+        </w:rPr>
+        <w:t>//вечірня/стиховня/стихири/1</w:t>
+      </w:r>
+    </w:p>
+    <w:p>
+      <w:pPr>
+        <w:spacing w:after="120"/>
+        <w:jc w:val="both"/>
+      </w:pPr>
+      <w:r>
+        <w:rPr>
+          <w:rFonts w:ascii="Times New Roman" w:hAnsi="Times New Roman"/>
+          <w:i/>
+          <w:color w:val="FF0000"/>
+          <w:sz w:val="24"/>
+        </w:rPr>
+        <w:t xml:space="preserve">(г. 7): </w:t>
+      </w:r>
+      <w:r>
+        <w:rPr>
+          <w:rFonts w:ascii="Times New Roman" w:hAnsi="Times New Roman"/>
+          <w:sz w:val="24"/>
+        </w:rPr>
+        <w:t>Як блудний син приходжу я, Щедрий:* Прийми мене, що до тебе припадаю, між твоїх наймитів, Боже,* і помилуй мене, Чоловіколюбче.</w:t>
+      </w:r>
+    </w:p>
+    <w:p>
+      <w:r>
+        <w:rPr>
+          <w:highlight w:val="darkGray"/>
+        </w:rPr>
+        <w:t>//вечірня/стиховня/стихири/2</w:t>
+      </w:r>
+    </w:p>
+    <w:p>
+      <w:pPr>
+        <w:spacing w:after="120"/>
+        <w:jc w:val="both"/>
+      </w:pPr>
+      <w:r>
+        <w:rPr>
+          <w:rFonts w:ascii="Times New Roman" w:hAnsi="Times New Roman"/>
+          <w:sz w:val="24"/>
+        </w:rPr>
+        <w:t>Як ті, що попалися між розбійників і були зранені,* так і ми упали в безліч гріхів, і душа наша зранена.* До кого ж удамося винуваті?* Лиш до тебе – милосердного лікаря душ:* Вилий на нас, Боже, велике твоє милосердя!</w:t>
+      </w:r>
+    </w:p>
+    <w:p>
+      <w:r>
+        <w:rPr>
+          <w:highlight w:val="darkGray"/>
+        </w:rPr>
+        <w:t>//вечірня/стиховня/стихири/3</w:t>
+      </w:r>
+    </w:p>
+    <w:p>
+      <w:pPr>
+        <w:spacing w:after="120"/>
+        <w:jc w:val="both"/>
+      </w:pPr>
+      <w:r>
+        <w:rPr>
+          <w:rFonts w:ascii="Times New Roman" w:hAnsi="Times New Roman"/>
+          <w:sz w:val="24"/>
+        </w:rPr>
+        <w:t>Святі мученики, що добре постраждали й були увінчані!* Моліться до Господа,* щоб спаслися душі наші.</w:t>
+      </w:r>
+    </w:p>
+    <w:p>
+      <w:r>
+        <w:rPr>
+          <w:highlight w:val="darkGray"/>
+        </w:rPr>
+        <w:t>//вечірня/стиховня/стихири/4</w:t>
+      </w:r>
+    </w:p>
+    <w:p>
+      <w:pPr>
+        <w:spacing w:after="120"/>
+        <w:jc w:val="both"/>
+      </w:pPr>
+      <w:r>
+        <w:rPr>
+          <w:rFonts w:ascii="Times New Roman" w:hAnsi="Times New Roman"/>
+          <w:b/>
+          <w:sz w:val="24"/>
+        </w:rPr>
+        <w:t>Слава і нині</w:t>
+      </w:r>
+      <w:r>
+        <w:rPr>
+          <w:rFonts w:ascii="Times New Roman" w:hAnsi="Times New Roman"/>
+          <w:sz w:val="24"/>
+        </w:rPr>
+        <w:t>: Радуйся, Владичице духовного й несказанного Сонця!* Радуйся, промінне світило!* Радуйся, світильнику щирозлотий!* – бо, Пресвята, тобою Єва визволилась з прокляття.* Тому, маючи довір'я до добросердого Сина твого й Бога,* матерньою твоєю молитвою не переставай заступатись за нас, Пречиста.</w:t>
+      </w:r>
+    </w:p>
+    <w:p>
+      <w:pPr>
+        <w:pStyle w:val="Heading2"/>
+      </w:pPr>
+      <w:r>
+        <w:t>УТРЕНЯ</w:t>
+      </w:r>
+    </w:p>
+    <w:p>
+      <w:r>
+        <w:rPr>
+          <w:highlight w:val="darkGray"/>
+        </w:rPr>
+        <w:t>//утреня/сідальні_по_першому_славословї/1</w:t>
+      </w:r>
+    </w:p>
+    <w:p>
+      <w:pPr>
+        <w:spacing w:after="120"/>
+        <w:jc w:val="both"/>
+      </w:pPr>
+      <w:r>
+        <w:rPr>
+          <w:rFonts w:ascii="Times New Roman" w:hAnsi="Times New Roman"/>
+          <w:i/>
+          <w:color w:val="FF0000"/>
+          <w:sz w:val="24"/>
+        </w:rPr>
+        <w:t xml:space="preserve">(г. 7): </w:t>
+      </w:r>
+      <w:r>
+        <w:rPr>
+          <w:rFonts w:ascii="Times New Roman" w:hAnsi="Times New Roman"/>
+          <w:sz w:val="24"/>
+        </w:rPr>
+        <w:t>Чоловіколюбче Господи!* Ти, що задля сліз очистив Петрове відречення* і простив митареві прогріхи* задля його зітхань, – помилуй мене!</w:t>
+      </w:r>
+    </w:p>
+    <w:p>
+      <w:r>
+        <w:rPr>
+          <w:highlight w:val="darkGray"/>
+        </w:rPr>
+        <w:t>//утреня/сідальні_по_першому_славословї/2</w:t>
+      </w:r>
+    </w:p>
+    <w:p>
+      <w:pPr>
+        <w:spacing w:after="120"/>
+        <w:jc w:val="both"/>
+      </w:pPr>
+      <w:r>
+        <w:rPr>
+          <w:rFonts w:ascii="Times New Roman" w:hAnsi="Times New Roman"/>
+          <w:b/>
+          <w:sz w:val="24"/>
+        </w:rPr>
+        <w:t>Слава і нині</w:t>
+      </w:r>
+      <w:r>
+        <w:rPr>
+          <w:rFonts w:ascii="Times New Roman" w:hAnsi="Times New Roman"/>
+          <w:sz w:val="24"/>
+        </w:rPr>
+        <w:t>: Радуйся ти, що у своєму лоні вмістила того,* якого небо не вміщає!* Радуйся Діво, проповідування пророків,* бо з тебе засяяв Еммануїл!* Радуйся, Мати Христа Бога!</w:t>
+      </w:r>
+    </w:p>
+    <w:p>
+      <w:r>
+        <w:rPr>
+          <w:highlight w:val="darkGray"/>
+        </w:rPr>
+        <w:t>//утреня/сідальні_по_другому_славословї/1</w:t>
+      </w:r>
+    </w:p>
+    <w:p>
+      <w:pPr>
+        <w:spacing w:after="120"/>
+        <w:jc w:val="both"/>
+      </w:pPr>
+      <w:r>
+        <w:rPr>
+          <w:rFonts w:ascii="Times New Roman" w:hAnsi="Times New Roman"/>
+          <w:i/>
+          <w:color w:val="FF0000"/>
+          <w:sz w:val="24"/>
+        </w:rPr>
+        <w:t xml:space="preserve">(г. 7): </w:t>
+      </w:r>
+      <w:r>
+        <w:rPr>
+          <w:rFonts w:ascii="Times New Roman" w:hAnsi="Times New Roman"/>
+          <w:sz w:val="24"/>
+        </w:rPr>
+        <w:t>Житейське море збурилось проти мене, Господи,* а хвилі беззаконств мене потопляють, Владико,* тому простягни твою руку мені, як Петрові,* і спаси мене, Чоловіколюбче!</w:t>
+      </w:r>
+    </w:p>
+    <w:p>
+      <w:r>
+        <w:rPr>
+          <w:highlight w:val="darkGray"/>
+        </w:rPr>
+        <w:t>//утреня/сідальні_по_другому_славословї/2</w:t>
+      </w:r>
+    </w:p>
+    <w:p>
+      <w:pPr>
+        <w:spacing w:after="120"/>
+        <w:jc w:val="both"/>
+      </w:pPr>
+      <w:r>
+        <w:rPr>
+          <w:rFonts w:ascii="Times New Roman" w:hAnsi="Times New Roman"/>
+          <w:b/>
+          <w:sz w:val="24"/>
+        </w:rPr>
+        <w:t>Слава і нині</w:t>
+      </w:r>
+      <w:r>
+        <w:rPr>
+          <w:rFonts w:ascii="Times New Roman" w:hAnsi="Times New Roman"/>
+          <w:sz w:val="24"/>
+        </w:rPr>
+        <w:t>: Ти, що співчуваєш з нашими потребами* і захороняєш від напастей людей, що живуть на землі,* змилуйся, благословенна Богородице,* і молися, щоб ми не загинули марно,* та й вимолюй, Пречиста, у милосердного Бога,* щоб спас душі наші, Пресвята Діво.</w:t>
+      </w:r>
+    </w:p>
+    <w:p>
+      <w:r>
+        <w:rPr>
+          <w:highlight w:val="darkGray"/>
+        </w:rPr>
+        <w:t>//утреня/світильні/1</w:t>
+      </w:r>
+    </w:p>
+    <w:p>
+      <w:pPr>
+        <w:spacing w:after="120"/>
+        <w:jc w:val="both"/>
+      </w:pPr>
+      <w:r>
+        <w:rPr>
+          <w:rFonts w:ascii="Times New Roman" w:hAnsi="Times New Roman"/>
+          <w:sz w:val="24"/>
+        </w:rPr>
+        <w:t>Пророче преславний і Предтече благодати!* Ти проповідував усім покаяння на спасіння* і показав, блаженний, Агнця, що бере гріхи світу.* Моли його нині, щоб він помилував світ.</w:t>
+      </w:r>
+    </w:p>
+    <w:p>
+      <w:r>
+        <w:rPr>
+          <w:highlight w:val="darkGray"/>
+        </w:rPr>
+        <w:t>//утреня/світильні/2</w:t>
+      </w:r>
+    </w:p>
+    <w:p>
+      <w:pPr>
+        <w:spacing w:after="120"/>
+        <w:jc w:val="both"/>
+      </w:pPr>
+      <w:r>
+        <w:rPr>
+          <w:rFonts w:ascii="Times New Roman" w:hAnsi="Times New Roman"/>
+          <w:b/>
+          <w:sz w:val="24"/>
+        </w:rPr>
+        <w:t>Слава і нині</w:t>
+      </w:r>
+      <w:r>
+        <w:rPr>
+          <w:rFonts w:ascii="Times New Roman" w:hAnsi="Times New Roman"/>
+          <w:sz w:val="24"/>
+        </w:rPr>
+        <w:t>: Тебе, Діво, сповістили всі пророки.* Давид назвав тебе горою і кораблем, і світильником,* і драбиною, і мостом, і посудиною, що носить манну,* і палицею розквітлою,* а ми тебе, як Богородицю, гідно почитаємо.</w:t>
+      </w:r>
+    </w:p>
+    <w:p>
+      <w:r>
+        <w:rPr>
+          <w:highlight w:val="darkGray"/>
+        </w:rPr>
+        <w:t>//утреня/стиховня/стихири/1</w:t>
+      </w:r>
+    </w:p>
+    <w:p>
+      <w:pPr>
+        <w:spacing w:after="120"/>
+        <w:jc w:val="both"/>
+      </w:pPr>
+      <w:r>
+        <w:rPr>
+          <w:rFonts w:ascii="Times New Roman" w:hAnsi="Times New Roman"/>
+          <w:i/>
+          <w:color w:val="FF0000"/>
+          <w:sz w:val="24"/>
+        </w:rPr>
+        <w:t xml:space="preserve">(г. 7): </w:t>
+      </w:r>
+      <w:r>
+        <w:rPr>
+          <w:rFonts w:ascii="Times New Roman" w:hAnsi="Times New Roman"/>
+          <w:sz w:val="24"/>
+        </w:rPr>
+        <w:t>Не зрубай нас грішних, як неплідну смоковницю,* але залиши нас ще на більше літ,* напоюючи душу нашу сльозами покаяння,* щоб принесли ми тобі плоди добродійні.</w:t>
+      </w:r>
+    </w:p>
+    <w:p>
+      <w:r>
+        <w:rPr>
+          <w:highlight w:val="darkGray"/>
+        </w:rPr>
+        <w:t>//утреня/стиховня/стихири/2</w:t>
+      </w:r>
+    </w:p>
+    <w:p>
+      <w:pPr>
+        <w:spacing w:after="120"/>
+        <w:jc w:val="both"/>
+      </w:pPr>
+      <w:r>
+        <w:rPr>
+          <w:rFonts w:ascii="Times New Roman" w:hAnsi="Times New Roman"/>
+          <w:i/>
+          <w:color w:val="FF0000"/>
+          <w:sz w:val="24"/>
+        </w:rPr>
+        <w:t>Стих:</w:t>
+      </w:r>
+      <w:r>
+        <w:rPr>
+          <w:rFonts w:ascii="Times New Roman" w:hAnsi="Times New Roman"/>
+          <w:i/>
+          <w:sz w:val="24"/>
+        </w:rPr>
+        <w:t xml:space="preserve"> </w:t>
+      </w:r>
+      <w:r>
+        <w:rPr>
+          <w:rFonts w:ascii="Times New Roman" w:hAnsi="Times New Roman"/>
+          <w:sz w:val="24"/>
+          <w:u w:val="single"/>
+        </w:rPr>
+        <w:t>Насити нас уранці милістю твоєю, Господи, щоб ми раділи й веселились по всі дні наші. Звесели нас мірою днів, за яких ти засмутив нас, мірою літ, що в них ми зазнали горя.* Нехай виявиться твоїм слугам твоє діло, і слава твоя – їхнім дітям.</w:t>
+      </w:r>
+    </w:p>
+    <w:p>
+      <w:r>
+        <w:rPr>
+          <w:highlight w:val="darkGray"/>
+        </w:rPr>
+        <w:t>//утреня/стиховня/стихири/3</w:t>
+      </w:r>
+    </w:p>
+    <w:p>
+      <w:pPr>
+        <w:spacing w:after="120"/>
+        <w:jc w:val="both"/>
+      </w:pPr>
+      <w:r>
+        <w:rPr>
+          <w:rFonts w:ascii="Times New Roman" w:hAnsi="Times New Roman"/>
+          <w:sz w:val="24"/>
+        </w:rPr>
+        <w:t>Будучи сонцем праведним,* просвіти серця тих, що тобі співають:* Господи, – слава тобі!</w:t>
+      </w:r>
+    </w:p>
+    <w:p>
+      <w:r>
+        <w:rPr>
+          <w:highlight w:val="darkGray"/>
+        </w:rPr>
+        <w:t>//утреня/стиховня/стихири/4</w:t>
+      </w:r>
+    </w:p>
+    <w:p>
+      <w:pPr>
+        <w:spacing w:after="120"/>
+        <w:jc w:val="both"/>
+      </w:pPr>
+      <w:r>
+        <w:rPr>
+          <w:rFonts w:ascii="Times New Roman" w:hAnsi="Times New Roman"/>
+          <w:i/>
+          <w:color w:val="FF0000"/>
+          <w:sz w:val="24"/>
+        </w:rPr>
+        <w:t xml:space="preserve">Стих: </w:t>
+      </w:r>
+      <w:r>
+        <w:rPr>
+          <w:rFonts w:ascii="Times New Roman" w:hAnsi="Times New Roman"/>
+          <w:sz w:val="24"/>
+          <w:u w:val="single"/>
+        </w:rPr>
+        <w:t xml:space="preserve">І ласка Господа, Бога нашого, нехай буде над нами,* і стверди діло рук наших; стверди його – діло рук наших. </w:t>
+      </w:r>
+    </w:p>
+    <w:p>
+      <w:r>
+        <w:rPr>
+          <w:highlight w:val="darkGray"/>
+        </w:rPr>
+        <w:t>//утреня/стиховня/стихири/5</w:t>
+      </w:r>
+    </w:p>
+    <w:p>
+      <w:pPr>
+        <w:spacing w:after="120"/>
+        <w:jc w:val="both"/>
+      </w:pPr>
+      <w:r>
+        <w:rPr>
+          <w:rFonts w:ascii="Times New Roman" w:hAnsi="Times New Roman"/>
+          <w:sz w:val="24"/>
+        </w:rPr>
+        <w:t>Посеред судища законопроступників* страстотерпці твої, радіючи, співали:* Господи, – слава тобі!</w:t>
+      </w:r>
+    </w:p>
+    <w:p>
+      <w:r>
+        <w:rPr>
+          <w:highlight w:val="darkGray"/>
+        </w:rPr>
+        <w:t>//утреня/стиховня/стихири/6</w:t>
+      </w:r>
+    </w:p>
+    <w:p>
+      <w:pPr>
+        <w:spacing w:after="120"/>
+        <w:jc w:val="both"/>
+      </w:pPr>
+      <w:r>
+        <w:rPr>
+          <w:rFonts w:ascii="Times New Roman" w:hAnsi="Times New Roman"/>
+          <w:b/>
+          <w:sz w:val="24"/>
+        </w:rPr>
+        <w:t>Слава і нині</w:t>
+      </w:r>
+      <w:r>
+        <w:rPr>
+          <w:rFonts w:ascii="Times New Roman" w:hAnsi="Times New Roman"/>
+          <w:sz w:val="24"/>
+        </w:rPr>
+        <w:t>: Як світло, Христе, вийшов ти з Діви* і просвітив рід людський.* Господи, – слава тобі!</w:t>
+      </w:r>
+    </w:p>
+    <w:p>
+      <w:pPr>
+        <w:pStyle w:val="Heading1"/>
+      </w:pPr>
+      <w:r>
+        <w:t>Глас 7 - СР</w:t>
+      </w:r>
+    </w:p>
+    <w:p>
+      <w:r>
+        <w:rPr>
+          <w:highlight w:val="darkGray"/>
+        </w:rPr>
+        <w:t>/октоїх/7/СР</w:t>
+      </w:r>
+    </w:p>
+    <w:p>
+      <w:pPr>
+        <w:pStyle w:val="Heading2"/>
+      </w:pPr>
+      <w:r>
+        <w:t>ВЕЧІРНЯ</w:t>
+      </w:r>
+    </w:p>
+    <w:p>
+      <w:pPr>
+        <w:pStyle w:val="Heading3"/>
+      </w:pPr>
+      <w:r>
+        <w:rPr>
+          <w:highlight w:val="darkGray"/>
+        </w:rPr>
+        <w:t>//вечірня/господи_взиваю</w:t>
+      </w:r>
+    </w:p>
+    <w:p>
+      <w:r>
+        <w:rPr>
+          <w:highlight w:val="darkGray"/>
+        </w:rPr>
+        <w:t>//вечірня/господи_взиваю/стихири/1</w:t>
+      </w:r>
+    </w:p>
+    <w:p>
+      <w:pPr>
+        <w:spacing w:after="120"/>
+        <w:jc w:val="both"/>
+      </w:pPr>
+      <w:r>
+        <w:rPr>
+          <w:rFonts w:ascii="Times New Roman" w:hAnsi="Times New Roman"/>
+          <w:i/>
+          <w:color w:val="FF0000"/>
+          <w:sz w:val="24"/>
+        </w:rPr>
+        <w:t xml:space="preserve">(г. 7): </w:t>
+      </w:r>
+      <w:r>
+        <w:rPr>
+          <w:rFonts w:ascii="Times New Roman" w:hAnsi="Times New Roman"/>
+          <w:sz w:val="24"/>
+        </w:rPr>
+        <w:t>Дерево колись прогнало мене з раю,* а нині і дерево до раю привело,* коли ти, Христе, розіп'явся.</w:t>
+      </w:r>
+    </w:p>
+    <w:p>
+      <w:r>
+        <w:rPr>
+          <w:highlight w:val="darkGray"/>
+        </w:rPr>
+        <w:t>//вечірня/господи_взиваю/стихири/2</w:t>
+      </w:r>
+    </w:p>
+    <w:p>
+      <w:pPr>
+        <w:spacing w:after="120"/>
+        <w:jc w:val="both"/>
+      </w:pPr>
+      <w:r>
+        <w:rPr>
+          <w:rFonts w:ascii="Times New Roman" w:hAnsi="Times New Roman"/>
+          <w:sz w:val="24"/>
+        </w:rPr>
+        <w:t>Страшне диво! Творець стоїть перед створін</w:t>
+      </w:r>
+      <w:r>
+        <w:rPr>
+          <w:rFonts w:ascii="Times New Roman" w:hAnsi="Times New Roman"/>
+          <w:sz w:val="24"/>
+        </w:rPr>
+        <w:t>ням,* і його засуджують та розпинають* на спасіння людям.</w:t>
+      </w:r>
+    </w:p>
+    <w:p>
+      <w:r>
+        <w:rPr>
+          <w:highlight w:val="darkGray"/>
+        </w:rPr>
+        <w:t>//вечірня/господи_взиваю/стихири/3</w:t>
+      </w:r>
+    </w:p>
+    <w:p>
+      <w:pPr>
+        <w:spacing w:after="120"/>
+        <w:jc w:val="both"/>
+      </w:pPr>
+      <w:r>
+        <w:rPr>
+          <w:rFonts w:ascii="Times New Roman" w:hAnsi="Times New Roman"/>
+          <w:sz w:val="24"/>
+        </w:rPr>
+        <w:t>Хресте Христовий!* Для святих ангелів ти – чудо,* а дияволові й бісам – загибель!* Спаси слуг твоїх.</w:t>
+      </w:r>
+    </w:p>
+    <w:p>
+      <w:r>
+        <w:rPr>
+          <w:highlight w:val="darkGray"/>
+        </w:rPr>
+        <w:t>//вечірня/стиховня/стихири/1</w:t>
+      </w:r>
+    </w:p>
+    <w:p>
+      <w:pPr>
+        <w:spacing w:after="120"/>
+        <w:jc w:val="both"/>
+      </w:pPr>
+      <w:r>
+        <w:rPr>
+          <w:rFonts w:ascii="Times New Roman" w:hAnsi="Times New Roman"/>
+          <w:i/>
+          <w:color w:val="FF0000"/>
+          <w:sz w:val="24"/>
+        </w:rPr>
+        <w:t xml:space="preserve">(г. 7): </w:t>
+      </w:r>
+      <w:r>
+        <w:rPr>
+          <w:rFonts w:ascii="Times New Roman" w:hAnsi="Times New Roman"/>
+          <w:sz w:val="24"/>
+        </w:rPr>
+        <w:t>Покладаючи надію на хрест твій,* маємо доступ до дерева життя.* Господи, – слава тобі!</w:t>
+      </w:r>
+    </w:p>
+    <w:p>
+      <w:r>
+        <w:rPr>
+          <w:highlight w:val="darkGray"/>
+        </w:rPr>
+        <w:t>//вечірня/стиховня/стихири/2</w:t>
+      </w:r>
+    </w:p>
+    <w:p>
+      <w:pPr>
+        <w:spacing w:after="120"/>
+        <w:jc w:val="both"/>
+      </w:pPr>
+      <w:r>
+        <w:rPr>
+          <w:rFonts w:ascii="Times New Roman" w:hAnsi="Times New Roman"/>
+          <w:sz w:val="24"/>
+        </w:rPr>
+        <w:t>Коли на дереві повішено тебе, єдиного Безсмер</w:t>
+      </w:r>
+      <w:r>
+        <w:rPr>
+          <w:rFonts w:ascii="Times New Roman" w:hAnsi="Times New Roman"/>
+          <w:sz w:val="24"/>
+        </w:rPr>
+        <w:t>тного,* тоді порвав ти диявольські сіті.* Господи, – слава тобі!</w:t>
+      </w:r>
+    </w:p>
+    <w:p>
+      <w:r>
+        <w:rPr>
+          <w:highlight w:val="darkGray"/>
+        </w:rPr>
+        <w:t>//вечірня/стиховня/стихири/3</w:t>
+      </w:r>
+    </w:p>
+    <w:p>
+      <w:pPr>
+        <w:spacing w:after="120"/>
+        <w:jc w:val="both"/>
+      </w:pPr>
+      <w:r>
+        <w:rPr>
+          <w:rFonts w:ascii="Times New Roman" w:hAnsi="Times New Roman"/>
+          <w:sz w:val="24"/>
+        </w:rPr>
+        <w:t>Не дбали ви ні про що земне, святі мученики:* на суді му</w:t>
+      </w:r>
+      <w:r>
+        <w:rPr>
+          <w:rFonts w:ascii="Times New Roman" w:hAnsi="Times New Roman"/>
+          <w:sz w:val="24"/>
+        </w:rPr>
+        <w:t>жньо проповідували Христа* і прийняли від нього нагороду за муки.* Тому благаємо вас, що маєте до нього сміливість,* умоліть його, всесильного Бога,* щоб спас душі наші, що до вас прибігають.</w:t>
+      </w:r>
+    </w:p>
+    <w:p>
+      <w:r>
+        <w:rPr>
+          <w:highlight w:val="darkGray"/>
+        </w:rPr>
+        <w:t>//вечірня/стиховня/стихири/4</w:t>
+      </w:r>
+    </w:p>
+    <w:p>
+      <w:pPr>
+        <w:spacing w:after="120"/>
+        <w:jc w:val="both"/>
+      </w:pPr>
+      <w:r>
+        <w:rPr>
+          <w:rFonts w:ascii="Times New Roman" w:hAnsi="Times New Roman"/>
+          <w:b/>
+          <w:sz w:val="24"/>
+        </w:rPr>
+        <w:t>Слава і нині</w:t>
+      </w:r>
+      <w:r>
+        <w:rPr>
+          <w:rFonts w:ascii="Times New Roman" w:hAnsi="Times New Roman"/>
+          <w:sz w:val="24"/>
+        </w:rPr>
+        <w:t>: Як ти побачила свого Сина на дереві,* серце твоє з</w:t>
+      </w:r>
+      <w:r>
+        <w:rPr>
+          <w:rFonts w:ascii="Times New Roman" w:hAnsi="Times New Roman"/>
+          <w:sz w:val="24"/>
+        </w:rPr>
+        <w:t>ранив меч печалі, Пречиста.</w:t>
+      </w:r>
+    </w:p>
+    <w:p>
+      <w:pPr>
+        <w:pStyle w:val="Heading2"/>
+      </w:pPr>
+      <w:r>
+        <w:t>УТРЕНЯ</w:t>
+      </w:r>
+    </w:p>
+    <w:p>
+      <w:r>
+        <w:rPr>
+          <w:highlight w:val="darkGray"/>
+        </w:rPr>
+        <w:t>//утреня/сідальні_по_першому_славословї/1</w:t>
+      </w:r>
+    </w:p>
+    <w:p>
+      <w:pPr>
+        <w:spacing w:after="120"/>
+        <w:jc w:val="both"/>
+      </w:pPr>
+      <w:r>
+        <w:rPr>
+          <w:rFonts w:ascii="Times New Roman" w:hAnsi="Times New Roman"/>
+          <w:i/>
+          <w:color w:val="FF0000"/>
+          <w:sz w:val="24"/>
+        </w:rPr>
+        <w:t xml:space="preserve">(г. 7): </w:t>
+      </w:r>
+      <w:r>
+        <w:rPr>
+          <w:rFonts w:ascii="Times New Roman" w:hAnsi="Times New Roman"/>
+          <w:sz w:val="24"/>
+        </w:rPr>
+        <w:t>Ти, що задля мене витерпів на хресті розп'яття,* прийми моє невтомне хваління, Христе Боже, і спаси мене.</w:t>
+      </w:r>
+    </w:p>
+    <w:p>
+      <w:r>
+        <w:rPr>
+          <w:highlight w:val="darkGray"/>
+        </w:rPr>
+        <w:t>//утреня/сідальні_по_першому_славословї/2</w:t>
+      </w:r>
+    </w:p>
+    <w:p>
+      <w:pPr>
+        <w:spacing w:after="120"/>
+        <w:jc w:val="both"/>
+      </w:pPr>
+      <w:r>
+        <w:rPr>
+          <w:rFonts w:ascii="Times New Roman" w:hAnsi="Times New Roman"/>
+          <w:b/>
+          <w:sz w:val="24"/>
+        </w:rPr>
+        <w:t>Слава і нині</w:t>
+      </w:r>
+      <w:r>
+        <w:rPr>
+          <w:rFonts w:ascii="Times New Roman" w:hAnsi="Times New Roman"/>
+          <w:sz w:val="24"/>
+        </w:rPr>
+        <w:t>: Безсіменно зачала ти у своїм лоні,* Богородице Діво,* того, що його ти бачила на хресті повішеним.* Моли його безперестанку за душі наші</w:t>
+      </w:r>
+      <w:r>
+        <w:rPr>
+          <w:rFonts w:ascii="Times New Roman" w:hAnsi="Times New Roman"/>
+          <w:sz w:val="24"/>
+        </w:rPr>
+        <w:t>.</w:t>
+      </w:r>
+    </w:p>
+    <w:p>
+      <w:r>
+        <w:rPr>
+          <w:highlight w:val="darkGray"/>
+        </w:rPr>
+        <w:t>//утреня/сідальні_по_другому_славословї/1</w:t>
+      </w:r>
+    </w:p>
+    <w:p>
+      <w:pPr>
+        <w:spacing w:after="120"/>
+        <w:jc w:val="both"/>
+      </w:pPr>
+      <w:r>
+        <w:rPr>
+          <w:rFonts w:ascii="Times New Roman" w:hAnsi="Times New Roman"/>
+          <w:i/>
+          <w:color w:val="FF0000"/>
+          <w:sz w:val="24"/>
+        </w:rPr>
+        <w:t xml:space="preserve">(г. 7): </w:t>
+      </w:r>
+      <w:r>
+        <w:rPr>
+          <w:rFonts w:ascii="Times New Roman" w:hAnsi="Times New Roman"/>
+          <w:sz w:val="24"/>
+        </w:rPr>
+        <w:t>Світліше від вогню й палкіше від полум'я* появив ти, Христе,* дерево хреста твого, що спалює гріхи людей* і просвічує серця тих,* які прославляють твоє добровільне розп'яття.* Христе Боже, – слава тобі!</w:t>
+      </w:r>
+    </w:p>
+    <w:p>
+      <w:r>
+        <w:rPr>
+          <w:highlight w:val="darkGray"/>
+        </w:rPr>
+        <w:t>//утреня/сідальні_по_другому_славословї/2</w:t>
+      </w:r>
+    </w:p>
+    <w:p>
+      <w:pPr>
+        <w:spacing w:after="120"/>
+        <w:jc w:val="both"/>
+      </w:pPr>
+      <w:r>
+        <w:rPr>
+          <w:rFonts w:ascii="Times New Roman" w:hAnsi="Times New Roman"/>
+          <w:b/>
+          <w:sz w:val="24"/>
+        </w:rPr>
+        <w:t>Слава і нині</w:t>
+      </w:r>
+      <w:r>
+        <w:rPr>
+          <w:rFonts w:ascii="Times New Roman" w:hAnsi="Times New Roman"/>
+          <w:sz w:val="24"/>
+        </w:rPr>
+        <w:t>: Коли Діва бачила, як тебе розпинали, Го</w:t>
+      </w:r>
+      <w:r>
+        <w:rPr>
+          <w:rFonts w:ascii="Times New Roman" w:hAnsi="Times New Roman"/>
+          <w:sz w:val="24"/>
+        </w:rPr>
+        <w:t>споди,* плачучи, кликала до тебе:* Славлю твоє, мій Сину, несказанне довготерпіння* і до людей твій невимовний* і божественний прихід.</w:t>
+      </w:r>
+    </w:p>
+    <w:p>
+      <w:r>
+        <w:rPr>
+          <w:highlight w:val="darkGray"/>
+        </w:rPr>
+        <w:t>//утреня/світильні/1</w:t>
+      </w:r>
+    </w:p>
+    <w:p>
+      <w:pPr>
+        <w:spacing w:after="120"/>
+        <w:jc w:val="both"/>
+      </w:pPr>
+      <w:r>
+        <w:rPr>
+          <w:rFonts w:ascii="Times New Roman" w:hAnsi="Times New Roman"/>
+          <w:sz w:val="24"/>
+        </w:rPr>
+        <w:t>Вірою оспівуємо божественний хрест, зброю нездоланну і твердиню віри,* і йому поклоняємося.* Достойно величаємо великий захист, похвалу християн,* охоронця православних і страстотерпців славу.</w:t>
+      </w:r>
+    </w:p>
+    <w:p>
+      <w:r>
+        <w:rPr>
+          <w:highlight w:val="darkGray"/>
+        </w:rPr>
+        <w:t>//утреня/світильні/2</w:t>
+      </w:r>
+    </w:p>
+    <w:p>
+      <w:pPr>
+        <w:spacing w:after="120"/>
+        <w:jc w:val="both"/>
+      </w:pPr>
+      <w:r>
+        <w:rPr>
+          <w:rFonts w:ascii="Times New Roman" w:hAnsi="Times New Roman"/>
+          <w:b/>
+          <w:sz w:val="24"/>
+        </w:rPr>
+        <w:t>Слава і нині</w:t>
+      </w:r>
+      <w:r>
+        <w:rPr>
+          <w:rFonts w:ascii="Times New Roman" w:hAnsi="Times New Roman"/>
+          <w:sz w:val="24"/>
+        </w:rPr>
+        <w:t>: Стоячи біля хреста і бачивши свого Син</w:t>
+      </w:r>
+      <w:r>
+        <w:rPr>
+          <w:rFonts w:ascii="Times New Roman" w:hAnsi="Times New Roman"/>
+          <w:sz w:val="24"/>
+        </w:rPr>
+        <w:t>а на дереві розп'ятого й бездушного,* Пречиста по-материнському ридала,* кликала зі сльозами і промовляла:* Яке ж це диво, що Творець створіння дав себе піднести на хрест, щоб розп'ястися?</w:t>
+      </w:r>
+    </w:p>
+    <w:p>
+      <w:r>
+        <w:rPr>
+          <w:highlight w:val="darkGray"/>
+        </w:rPr>
+        <w:t>//утреня/стиховня/стихири/1</w:t>
+      </w:r>
+    </w:p>
+    <w:p>
+      <w:pPr>
+        <w:spacing w:after="120"/>
+        <w:jc w:val="both"/>
+      </w:pPr>
+      <w:r>
+        <w:rPr>
+          <w:rFonts w:ascii="Times New Roman" w:hAnsi="Times New Roman"/>
+          <w:i/>
+          <w:color w:val="FF0000"/>
+          <w:sz w:val="24"/>
+        </w:rPr>
+        <w:t xml:space="preserve">(г. 7): </w:t>
+      </w:r>
+      <w:r>
+        <w:rPr>
+          <w:rFonts w:ascii="Times New Roman" w:hAnsi="Times New Roman"/>
+          <w:sz w:val="24"/>
+        </w:rPr>
+        <w:t>Бувши повновладним, чоловіколюбний Життєдавче,* твоїм хрестом викупив ти вселенну.* Господи, – слава тобі!</w:t>
+      </w:r>
+    </w:p>
+    <w:p>
+      <w:r>
+        <w:rPr>
+          <w:highlight w:val="darkGray"/>
+        </w:rPr>
+        <w:t>//утреня/стиховня/стихири/2</w:t>
+      </w:r>
+    </w:p>
+    <w:p>
+      <w:pPr>
+        <w:spacing w:after="120"/>
+        <w:jc w:val="both"/>
+      </w:pPr>
+      <w:r>
+        <w:rPr>
+          <w:rFonts w:ascii="Times New Roman" w:hAnsi="Times New Roman"/>
+          <w:i/>
+          <w:color w:val="FF0000"/>
+          <w:sz w:val="24"/>
+        </w:rPr>
+        <w:t>Стих:</w:t>
+      </w:r>
+      <w:r>
+        <w:rPr>
+          <w:rFonts w:ascii="Times New Roman" w:hAnsi="Times New Roman"/>
+          <w:i/>
+          <w:sz w:val="24"/>
+        </w:rPr>
+        <w:t xml:space="preserve"> </w:t>
+      </w:r>
+      <w:r>
+        <w:rPr>
+          <w:rFonts w:ascii="Times New Roman" w:hAnsi="Times New Roman"/>
+          <w:sz w:val="24"/>
+          <w:u w:val="single"/>
+        </w:rPr>
+        <w:t>Насити нас уранці милістю твоєю, Господи, щоб ми раділи й веселились по всі дні наші. Звесели нас мірою днів, за яких ти засмутив нас, мірою літ, що в них ми зазнали горя.* Нехай виявиться твоїм слугам твоє діло, і слава твоя – їхнім дітям.</w:t>
+      </w:r>
+    </w:p>
+    <w:p>
+      <w:r>
+        <w:rPr>
+          <w:highlight w:val="darkGray"/>
+        </w:rPr>
+        <w:t>//утреня/стиховня/стихири/3</w:t>
+      </w:r>
+    </w:p>
+    <w:p>
+      <w:pPr>
+        <w:spacing w:after="120"/>
+        <w:jc w:val="both"/>
+      </w:pPr>
+      <w:r>
+        <w:rPr>
+          <w:rFonts w:ascii="Times New Roman" w:hAnsi="Times New Roman"/>
+          <w:sz w:val="24"/>
+        </w:rPr>
+        <w:t>На хресті повис</w:t>
+      </w:r>
+      <w:r>
+        <w:rPr>
+          <w:rFonts w:ascii="Times New Roman" w:hAnsi="Times New Roman"/>
+          <w:sz w:val="24"/>
+        </w:rPr>
+        <w:t>ла справжня виноградина,* і народи дістали рай, як і розбійник.* Ось слава Церкви, ось скарб царства!* Господи, що постраждав за нас, – слава тобі!</w:t>
+      </w:r>
+    </w:p>
+    <w:p>
+      <w:r>
+        <w:rPr>
+          <w:highlight w:val="darkGray"/>
+        </w:rPr>
+        <w:t>//утреня/стиховня/стихири/4</w:t>
+      </w:r>
+    </w:p>
+    <w:p>
+      <w:pPr>
+        <w:spacing w:after="120"/>
+        <w:jc w:val="both"/>
+      </w:pPr>
+      <w:r>
+        <w:rPr>
+          <w:rFonts w:ascii="Times New Roman" w:hAnsi="Times New Roman"/>
+          <w:i/>
+          <w:color w:val="FF0000"/>
+          <w:sz w:val="24"/>
+        </w:rPr>
+        <w:t xml:space="preserve">Стих: </w:t>
+      </w:r>
+      <w:r>
+        <w:rPr>
+          <w:rFonts w:ascii="Times New Roman" w:hAnsi="Times New Roman"/>
+          <w:sz w:val="24"/>
+          <w:u w:val="single"/>
+        </w:rPr>
+        <w:t xml:space="preserve">І ласка Господа, Бога нашого, нехай буде над нами,* і стверди діло рук наших; стверди його – діло рук </w:t>
+      </w:r>
+      <w:r>
+        <w:rPr>
+          <w:rFonts w:ascii="Times New Roman" w:hAnsi="Times New Roman"/>
+          <w:sz w:val="24"/>
+          <w:u w:val="single"/>
+        </w:rPr>
+        <w:t xml:space="preserve">наших. </w:t>
+      </w:r>
+    </w:p>
+    <w:p>
+      <w:r>
+        <w:rPr>
+          <w:highlight w:val="darkGray"/>
+        </w:rPr>
+        <w:t>//утреня/стиховня/стихири/5</w:t>
+      </w:r>
+    </w:p>
+    <w:p>
+      <w:pPr>
+        <w:spacing w:after="120"/>
+        <w:jc w:val="both"/>
+      </w:pPr>
+      <w:r>
+        <w:rPr>
+          <w:rFonts w:ascii="Times New Roman" w:hAnsi="Times New Roman"/>
+          <w:sz w:val="24"/>
+        </w:rPr>
+        <w:t>Всехвальні страстотерпці Христові* явилися світилами вселенної, кличучи:* Господи, – слава тобі!</w:t>
+      </w:r>
+    </w:p>
+    <w:p>
+      <w:r>
+        <w:rPr>
+          <w:highlight w:val="darkGray"/>
+        </w:rPr>
+        <w:t>//утреня/стиховня/стихири/6</w:t>
+      </w:r>
+    </w:p>
+    <w:p>
+      <w:pPr>
+        <w:spacing w:after="120"/>
+        <w:jc w:val="both"/>
+      </w:pPr>
+      <w:r>
+        <w:rPr>
+          <w:rFonts w:ascii="Times New Roman" w:hAnsi="Times New Roman"/>
+          <w:b/>
+          <w:sz w:val="24"/>
+        </w:rPr>
+        <w:t>Слава і нині</w:t>
+      </w:r>
+      <w:r>
+        <w:rPr>
+          <w:rFonts w:ascii="Times New Roman" w:hAnsi="Times New Roman"/>
+          <w:sz w:val="24"/>
+        </w:rPr>
+        <w:t>: Як Всенепорочна побачила тебе* на дереві добровільно прибитого,* плачучи, вихваляла твою владу.</w:t>
+      </w:r>
+    </w:p>
+    <w:p>
+      <w:pPr>
+        <w:pStyle w:val="Heading1"/>
+      </w:pPr>
+      <w:r>
+        <w:t>Глас 7 - ЧТ</w:t>
+      </w:r>
+    </w:p>
+    <w:p>
+      <w:r>
+        <w:rPr>
+          <w:highlight w:val="darkGray"/>
+        </w:rPr>
+        <w:t>/октоїх/7/ЧТ</w:t>
+      </w:r>
+    </w:p>
+    <w:p>
+      <w:pPr>
+        <w:pStyle w:val="Heading2"/>
+      </w:pPr>
+      <w:r>
+        <w:t>ВЕЧІРНЯ</w:t>
+      </w:r>
+    </w:p>
+    <w:p>
+      <w:pPr>
+        <w:pStyle w:val="Heading3"/>
+      </w:pPr>
+      <w:r>
+        <w:rPr>
+          <w:highlight w:val="darkGray"/>
+        </w:rPr>
+        <w:t>//вечірня/господи_взиваю</w:t>
+      </w:r>
+    </w:p>
+    <w:p>
+      <w:r>
+        <w:rPr>
+          <w:highlight w:val="darkGray"/>
+        </w:rPr>
+        <w:t>//вечірня/господи_взиваю/стихири/1</w:t>
+      </w:r>
+    </w:p>
+    <w:p>
+      <w:pPr>
+        <w:spacing w:after="120"/>
+        <w:jc w:val="both"/>
+      </w:pPr>
+      <w:r>
+        <w:rPr>
+          <w:rFonts w:ascii="Times New Roman" w:hAnsi="Times New Roman"/>
+          <w:i/>
+          <w:color w:val="FF0000"/>
+          <w:sz w:val="24"/>
+        </w:rPr>
+        <w:t xml:space="preserve">(г. 7): </w:t>
+      </w:r>
+      <w:r>
+        <w:rPr>
+          <w:rFonts w:ascii="Times New Roman" w:hAnsi="Times New Roman"/>
+          <w:sz w:val="24"/>
+        </w:rPr>
+        <w:t>Славні апостоли!* Плугом богорозуміння зоравши всю землю,* виростили ви безліч вірних.</w:t>
+      </w:r>
+    </w:p>
+    <w:p>
+      <w:r>
+        <w:rPr>
+          <w:highlight w:val="darkGray"/>
+        </w:rPr>
+        <w:t>//вечірня/господи_взиваю/стихири/2</w:t>
+      </w:r>
+    </w:p>
+    <w:p>
+      <w:pPr>
+        <w:spacing w:after="120"/>
+        <w:jc w:val="both"/>
+      </w:pPr>
+      <w:r>
+        <w:rPr>
+          <w:rFonts w:ascii="Times New Roman" w:hAnsi="Times New Roman"/>
+          <w:sz w:val="24"/>
+        </w:rPr>
+        <w:t>Розвійте сніговію моїх пристрастей* і розсвітіть мені</w:t>
+      </w:r>
+      <w:r>
+        <w:rPr>
+          <w:rFonts w:ascii="Times New Roman" w:hAnsi="Times New Roman"/>
+          <w:sz w:val="24"/>
+        </w:rPr>
+        <w:t xml:space="preserve"> провесну тихомирну й чисту,* блаженні апостоли.</w:t>
+      </w:r>
+    </w:p>
+    <w:p>
+      <w:r>
+        <w:rPr>
+          <w:highlight w:val="darkGray"/>
+        </w:rPr>
+        <w:t>//вечірня/господи_взиваю/стихири/3</w:t>
+      </w:r>
+    </w:p>
+    <w:p>
+      <w:pPr>
+        <w:spacing w:after="120"/>
+        <w:jc w:val="both"/>
+      </w:pPr>
+      <w:r>
+        <w:rPr>
+          <w:rFonts w:ascii="Times New Roman" w:hAnsi="Times New Roman"/>
+          <w:sz w:val="24"/>
+        </w:rPr>
+        <w:t>Як учні Слова привели ви зборища народів з бездумства* до Божого розуміння.</w:t>
+      </w:r>
+    </w:p>
+    <w:p>
+      <w:r>
+        <w:rPr>
+          <w:highlight w:val="darkGray"/>
+        </w:rPr>
+        <w:t>//вечірня/стиховня/стихири/1</w:t>
+      </w:r>
+    </w:p>
+    <w:p>
+      <w:pPr>
+        <w:spacing w:after="120"/>
+        <w:jc w:val="both"/>
+      </w:pPr>
+      <w:r>
+        <w:rPr>
+          <w:rFonts w:ascii="Times New Roman" w:hAnsi="Times New Roman"/>
+          <w:i/>
+          <w:color w:val="FF0000"/>
+          <w:sz w:val="24"/>
+        </w:rPr>
+        <w:t xml:space="preserve">(г. 7): </w:t>
+      </w:r>
+      <w:r>
+        <w:rPr>
+          <w:rFonts w:ascii="Times New Roman" w:hAnsi="Times New Roman"/>
+          <w:sz w:val="24"/>
+        </w:rPr>
+        <w:t>Апостоли славні, стовпи Церкви,* проповідники істини, блискучі світильники!* Духовним вогнем ви попалили всяке обманство* і вірою просвітили людський рід.* Тому просимо вас: Моліть Бога й Спаса нашого,* щоб подав світові мир і спас душі наші.</w:t>
+      </w:r>
+    </w:p>
+    <w:p>
+      <w:r>
+        <w:rPr>
+          <w:highlight w:val="darkGray"/>
+        </w:rPr>
+        <w:t>//вечірня/стиховня/стихири/2</w:t>
+      </w:r>
+    </w:p>
+    <w:p>
+      <w:pPr>
+        <w:spacing w:after="120"/>
+        <w:jc w:val="both"/>
+      </w:pPr>
+      <w:r>
+        <w:rPr>
+          <w:rFonts w:ascii="Times New Roman" w:hAnsi="Times New Roman"/>
+          <w:sz w:val="24"/>
+        </w:rPr>
+        <w:t>Апостоли Христові, робітники Спасові!* Несучи на рам</w:t>
+      </w:r>
+      <w:r>
+        <w:rPr>
+          <w:rFonts w:ascii="Times New Roman" w:hAnsi="Times New Roman"/>
+          <w:sz w:val="24"/>
+        </w:rPr>
+        <w:t>енах хрест немов рало,* ви очистили запущену ідольським обманством землю* і засіяли її словом віри,* тому достойно вас почитаємо, святі Христові апостоли.</w:t>
+      </w:r>
+    </w:p>
+    <w:p>
+      <w:r>
+        <w:rPr>
+          <w:highlight w:val="darkGray"/>
+        </w:rPr>
+        <w:t>//вечірня/стиховня/стихири/3</w:t>
+      </w:r>
+    </w:p>
+    <w:p>
+      <w:pPr>
+        <w:spacing w:after="120"/>
+        <w:jc w:val="both"/>
+      </w:pPr>
+      <w:r>
+        <w:rPr>
+          <w:rFonts w:ascii="Times New Roman" w:hAnsi="Times New Roman"/>
+          <w:sz w:val="24"/>
+        </w:rPr>
+        <w:t xml:space="preserve">Всехвальні мученики, овечки духовні,* розумні цілопалення і приємні жертви, Богові добровгодні!* Хоч земля вас не покрила, але небо вас прийняло,* і ви стали спільниками ангелів.* Моліть з ними, благаємо вас, Спаса й Бога </w:t>
+      </w:r>
+      <w:r>
+        <w:rPr>
+          <w:rFonts w:ascii="Times New Roman" w:hAnsi="Times New Roman"/>
+          <w:sz w:val="24"/>
+        </w:rPr>
+        <w:t>нашого,* щоб подав світові мир і спас душі наші.</w:t>
+      </w:r>
+    </w:p>
+    <w:p>
+      <w:r>
+        <w:rPr>
+          <w:highlight w:val="darkGray"/>
+        </w:rPr>
+        <w:t>//вечірня/стиховня/стихири/4</w:t>
+      </w:r>
+    </w:p>
+    <w:p>
+      <w:pPr>
+        <w:spacing w:after="120"/>
+        <w:jc w:val="both"/>
+      </w:pPr>
+      <w:r>
+        <w:rPr>
+          <w:rFonts w:ascii="Times New Roman" w:hAnsi="Times New Roman"/>
+          <w:b/>
+          <w:sz w:val="24"/>
+        </w:rPr>
+        <w:t>Слава і нині</w:t>
+      </w:r>
+      <w:r>
+        <w:rPr>
+          <w:rFonts w:ascii="Times New Roman" w:hAnsi="Times New Roman"/>
+          <w:sz w:val="24"/>
+        </w:rPr>
+        <w:t>: Єдину після народження пречисту Діву прославмо,* як Матір Бога Слова,* промовляючи: слава тобі!</w:t>
+      </w:r>
+    </w:p>
+    <w:p>
+      <w:pPr>
+        <w:pStyle w:val="Heading2"/>
+      </w:pPr>
+      <w:r>
+        <w:t>УТРЕНЯ</w:t>
+      </w:r>
+    </w:p>
+    <w:p>
+      <w:r>
+        <w:rPr>
+          <w:highlight w:val="darkGray"/>
+        </w:rPr>
+        <w:t>//утреня/сідальні_по_першому_славословї/1</w:t>
+      </w:r>
+    </w:p>
+    <w:p>
+      <w:pPr>
+        <w:spacing w:after="120"/>
+        <w:jc w:val="both"/>
+      </w:pPr>
+      <w:r>
+        <w:rPr>
+          <w:rFonts w:ascii="Times New Roman" w:hAnsi="Times New Roman"/>
+          <w:i/>
+          <w:color w:val="FF0000"/>
+          <w:sz w:val="24"/>
+        </w:rPr>
+        <w:t xml:space="preserve">(г. 7): </w:t>
+      </w:r>
+      <w:r>
+        <w:rPr>
+          <w:rFonts w:ascii="Times New Roman" w:hAnsi="Times New Roman"/>
+          <w:sz w:val="24"/>
+        </w:rPr>
+        <w:t>Робітниками ниви твоєї вчинив ти, Слове,* апостолів твоїх, що винищили ідолів* і цим тебе, Владику,* проповідуючи між народами, побожно звеличили.</w:t>
+      </w:r>
+    </w:p>
+    <w:p>
+      <w:r>
+        <w:rPr>
+          <w:highlight w:val="darkGray"/>
+        </w:rPr>
+        <w:t>//утреня/сідальні_по_першому_славословї/2</w:t>
+      </w:r>
+    </w:p>
+    <w:p>
+      <w:pPr>
+        <w:spacing w:after="120"/>
+        <w:jc w:val="both"/>
+      </w:pPr>
+      <w:r>
+        <w:rPr>
+          <w:rFonts w:ascii="Times New Roman" w:hAnsi="Times New Roman"/>
+          <w:b/>
+          <w:sz w:val="24"/>
+        </w:rPr>
+        <w:t>Слава і нині</w:t>
+      </w:r>
+      <w:r>
+        <w:rPr>
+          <w:rFonts w:ascii="Times New Roman" w:hAnsi="Times New Roman"/>
+          <w:sz w:val="24"/>
+        </w:rPr>
+        <w:t>: Плід лона твого, Пречиста,* є сповненням пророків і закону;* пізнавши це, ми тебе, Богородицю,*</w:t>
+      </w:r>
+      <w:r>
+        <w:rPr>
+          <w:rFonts w:ascii="Times New Roman" w:hAnsi="Times New Roman"/>
+          <w:sz w:val="24"/>
+        </w:rPr>
+        <w:t xml:space="preserve"> побожно величаємо.</w:t>
+      </w:r>
+    </w:p>
+    <w:p>
+      <w:r>
+        <w:rPr>
+          <w:highlight w:val="darkGray"/>
+        </w:rPr>
+        <w:t>//утреня/сідальні_по_другому_славословї/1</w:t>
+      </w:r>
+    </w:p>
+    <w:p>
+      <w:pPr>
+        <w:spacing w:after="120"/>
+        <w:jc w:val="both"/>
+      </w:pPr>
+      <w:r>
+        <w:rPr>
+          <w:rFonts w:ascii="Times New Roman" w:hAnsi="Times New Roman"/>
+          <w:i/>
+          <w:color w:val="FF0000"/>
+          <w:sz w:val="24"/>
+        </w:rPr>
+        <w:t xml:space="preserve">(г. 7): </w:t>
+      </w:r>
+      <w:r>
+        <w:rPr>
+          <w:rFonts w:ascii="Times New Roman" w:hAnsi="Times New Roman"/>
+          <w:sz w:val="24"/>
+        </w:rPr>
+        <w:t>Співами й піснями вшануймо,* премудрих апостолів Христа Бога,* провідників нашого спасіння,* вони бо прогнали обманства нечесть* і спасли світ, як самовидці Слова,* і слуги, і друзі, і браття.</w:t>
+      </w:r>
+    </w:p>
+    <w:p>
+      <w:r>
+        <w:rPr>
+          <w:highlight w:val="darkGray"/>
+        </w:rPr>
+        <w:t>//утреня/сідальні_по_другому_славословї/2</w:t>
+      </w:r>
+    </w:p>
+    <w:p>
+      <w:pPr>
+        <w:spacing w:after="120"/>
+        <w:jc w:val="both"/>
+      </w:pPr>
+      <w:r>
+        <w:rPr>
+          <w:rFonts w:ascii="Times New Roman" w:hAnsi="Times New Roman"/>
+          <w:b/>
+          <w:sz w:val="24"/>
+        </w:rPr>
+        <w:t>Слава і нині</w:t>
+      </w:r>
+      <w:r>
+        <w:rPr>
+          <w:rFonts w:ascii="Times New Roman" w:hAnsi="Times New Roman"/>
+          <w:sz w:val="24"/>
+        </w:rPr>
+        <w:t>: Радуйся, бо в тобі Слово стало тілом без переміни</w:t>
+      </w:r>
+      <w:r>
+        <w:rPr>
+          <w:rFonts w:ascii="Times New Roman" w:hAnsi="Times New Roman"/>
+          <w:sz w:val="24"/>
+        </w:rPr>
+        <w:t>* і поселилось між нами!* Радуйся, Чиста, апостолів і мучеників радосте і спасіння нас вірних!* Радуйся, Мати Христа Бога!</w:t>
+      </w:r>
+    </w:p>
+    <w:p>
+      <w:r>
+        <w:rPr>
+          <w:highlight w:val="darkGray"/>
+        </w:rPr>
+        <w:t>//утреня/світильні/1</w:t>
+      </w:r>
+    </w:p>
+    <w:p>
+      <w:pPr>
+        <w:spacing w:after="120"/>
+        <w:jc w:val="both"/>
+      </w:pPr>
+      <w:r>
+        <w:rPr>
+          <w:rFonts w:ascii="Times New Roman" w:hAnsi="Times New Roman"/>
+          <w:sz w:val="24"/>
+        </w:rPr>
+        <w:t>Апостоли Спасові!* Ви пройшли всю вселенну, проповідуючи справжнє і святе Христове воплочення від Діви,* відвертаючи від обману поган,* просвічуючи й навчаючи всіх почитати Пресвяту Тройцю.</w:t>
+      </w:r>
+    </w:p>
+    <w:p>
+      <w:r>
+        <w:rPr>
+          <w:highlight w:val="darkGray"/>
+        </w:rPr>
+        <w:t>//утреня/світильні/2</w:t>
+      </w:r>
+    </w:p>
+    <w:p>
+      <w:pPr>
+        <w:spacing w:after="120"/>
+        <w:jc w:val="both"/>
+      </w:pPr>
+      <w:r>
+        <w:rPr>
+          <w:rFonts w:ascii="Times New Roman" w:hAnsi="Times New Roman"/>
+          <w:b/>
+          <w:sz w:val="24"/>
+        </w:rPr>
+        <w:t>Слава і нині</w:t>
+      </w:r>
+      <w:r>
+        <w:rPr>
+          <w:rFonts w:ascii="Times New Roman" w:hAnsi="Times New Roman"/>
+          <w:sz w:val="24"/>
+        </w:rPr>
+        <w:t>: Діво пречиста!* З мудрими апостолами і з багатьма му</w:t>
+      </w:r>
+      <w:r>
+        <w:rPr>
+          <w:rFonts w:ascii="Times New Roman" w:hAnsi="Times New Roman"/>
+          <w:sz w:val="24"/>
+        </w:rPr>
+        <w:t>чениками та з Миколаєм мудрим,* моли безперестанно Христа,* щоб звільнити від усякої біди нас,* що на тебе поклали надію, Діво.</w:t>
+      </w:r>
+    </w:p>
+    <w:p>
+      <w:r>
+        <w:rPr>
+          <w:highlight w:val="darkGray"/>
+        </w:rPr>
+        <w:t>//утреня/стиховня/стихири/1</w:t>
+      </w:r>
+    </w:p>
+    <w:p>
+      <w:pPr>
+        <w:spacing w:after="120"/>
+        <w:jc w:val="both"/>
+      </w:pPr>
+      <w:r>
+        <w:rPr>
+          <w:rFonts w:ascii="Times New Roman" w:hAnsi="Times New Roman"/>
+          <w:i/>
+          <w:color w:val="FF0000"/>
+          <w:sz w:val="24"/>
+        </w:rPr>
+        <w:t xml:space="preserve">(г. 7): </w:t>
+      </w:r>
+      <w:r>
+        <w:rPr>
+          <w:rFonts w:ascii="Times New Roman" w:hAnsi="Times New Roman"/>
+          <w:sz w:val="24"/>
+        </w:rPr>
+        <w:t>Апостоли славні, стовпи Церкви,* проповідники істини, блискучі світильники!* Духовним вогнем ви попалили всяке обманство* і вірою просвітили людський  рід.* Тому просимо вас: Моліть Бога й Спаса нашого,* щоб подав світові мир і спас душі наші.</w:t>
+      </w:r>
+    </w:p>
+    <w:p>
+      <w:r>
+        <w:rPr>
+          <w:highlight w:val="darkGray"/>
+        </w:rPr>
+        <w:t>//утреня/стиховня/стихири/2</w:t>
+      </w:r>
+    </w:p>
+    <w:p>
+      <w:pPr>
+        <w:spacing w:after="120"/>
+        <w:jc w:val="both"/>
+      </w:pPr>
+      <w:r>
+        <w:rPr>
+          <w:rFonts w:ascii="Times New Roman" w:hAnsi="Times New Roman"/>
+          <w:i/>
+          <w:color w:val="FF0000"/>
+          <w:sz w:val="24"/>
+        </w:rPr>
+        <w:t>Стих:</w:t>
+      </w:r>
+      <w:r>
+        <w:rPr>
+          <w:rFonts w:ascii="Times New Roman" w:hAnsi="Times New Roman"/>
+          <w:i/>
+          <w:sz w:val="24"/>
+        </w:rPr>
+        <w:t xml:space="preserve"> </w:t>
+      </w:r>
+      <w:r>
+        <w:rPr>
+          <w:rFonts w:ascii="Times New Roman" w:hAnsi="Times New Roman"/>
+          <w:sz w:val="24"/>
+          <w:u w:val="single"/>
+        </w:rPr>
+        <w:t>Насити нас уранці милістю твоєю, Господи, щоб ми раділи й веселились по всі дні наші. Звесели нас мірою днів, за яких ти засмутив нас, мірою літ, що в них ми зазнали горя.* Нехай виявиться твоїм слугам твоє діло, і слава твоя – їхнім дітям.</w:t>
+      </w:r>
+    </w:p>
+    <w:p>
+      <w:r>
+        <w:rPr>
+          <w:highlight w:val="darkGray"/>
+        </w:rPr>
+        <w:t>//утреня/стиховня/стихири/3</w:t>
+      </w:r>
+    </w:p>
+    <w:p>
+      <w:pPr>
+        <w:spacing w:after="120"/>
+        <w:jc w:val="both"/>
+      </w:pPr>
+      <w:r>
+        <w:rPr>
+          <w:rFonts w:ascii="Times New Roman" w:hAnsi="Times New Roman"/>
+          <w:sz w:val="24"/>
+        </w:rPr>
+        <w:t>Апостоли Христо</w:t>
+      </w:r>
+      <w:r>
+        <w:rPr>
+          <w:rFonts w:ascii="Times New Roman" w:hAnsi="Times New Roman"/>
+          <w:sz w:val="24"/>
+        </w:rPr>
+        <w:t>ві, робітники Спасові!* Несучи на раменах хрест немов рало,* ви очистили запущену ідольським обманством землю* і засіяли її словом віри,* тому достойно вас почитаємо, святі Христові апостоли.</w:t>
+      </w:r>
+    </w:p>
+    <w:p>
+      <w:r>
+        <w:rPr>
+          <w:highlight w:val="darkGray"/>
+        </w:rPr>
+        <w:t>//утреня/стиховня/стихири/4</w:t>
+      </w:r>
+    </w:p>
+    <w:p>
+      <w:pPr>
+        <w:spacing w:after="120"/>
+        <w:jc w:val="both"/>
+      </w:pPr>
+      <w:r>
+        <w:rPr>
+          <w:rFonts w:ascii="Times New Roman" w:hAnsi="Times New Roman"/>
+          <w:i/>
+          <w:color w:val="FF0000"/>
+          <w:sz w:val="24"/>
+        </w:rPr>
+        <w:t>Стих</w:t>
+      </w:r>
+      <w:r>
+        <w:rPr>
+          <w:rFonts w:ascii="Times New Roman" w:hAnsi="Times New Roman"/>
+          <w:color w:val="FF0000"/>
+          <w:sz w:val="24"/>
+        </w:rPr>
+        <w:t xml:space="preserve">: </w:t>
+      </w:r>
+      <w:r>
+        <w:rPr>
+          <w:rFonts w:ascii="Times New Roman" w:hAnsi="Times New Roman"/>
+          <w:sz w:val="24"/>
+          <w:u w:val="single"/>
+        </w:rPr>
+        <w:t>І ласка Господа, Бога нашого, нехай буде над нами,* і стве</w:t>
+      </w:r>
+      <w:r>
+        <w:rPr>
+          <w:rFonts w:ascii="Times New Roman" w:hAnsi="Times New Roman"/>
+          <w:sz w:val="24"/>
+          <w:u w:val="single"/>
+        </w:rPr>
+        <w:t xml:space="preserve">рди діло рук наших; стверди його – діло рук наших. </w:t>
+      </w:r>
+    </w:p>
+    <w:p>
+      <w:r>
+        <w:rPr>
+          <w:highlight w:val="darkGray"/>
+        </w:rPr>
+        <w:t>//утреня/стиховня/стихири/5</w:t>
+      </w:r>
+    </w:p>
+    <w:p>
+      <w:pPr>
+        <w:spacing w:after="120"/>
+        <w:jc w:val="both"/>
+      </w:pPr>
+      <w:r>
+        <w:rPr>
+          <w:rFonts w:ascii="Times New Roman" w:hAnsi="Times New Roman"/>
+          <w:sz w:val="24"/>
+        </w:rPr>
+        <w:t xml:space="preserve">Страстотерпці мученики, одного бажаючи і в одне вдивляючись,* одну теж знайшли життєву дорогу, тобто смерть за Христа,* суперничаючи одні з одними за смерть.* О чудо! Немов скарби, переймаючи муки,* один </w:t>
+      </w:r>
+      <w:r>
+        <w:rPr>
+          <w:rFonts w:ascii="Times New Roman" w:hAnsi="Times New Roman"/>
+          <w:sz w:val="24"/>
+        </w:rPr>
+        <w:t xml:space="preserve">до одного промовляли:* Якщо не помремо нині, то </w:t>
+      </w:r>
+      <w:r>
+        <w:rPr>
+          <w:rFonts w:ascii="Times New Roman" w:hAnsi="Times New Roman"/>
+          <w:sz w:val="24"/>
+        </w:rPr>
+        <w:t>колись таки помремо* і буттю віддамо те, що належить;* тому використаймо наші терпіння* і взамін за смерть купімо життя!* Їхніми молитвами, Боже, помилуй нас.</w:t>
+      </w:r>
+    </w:p>
+    <w:p>
+      <w:r>
+        <w:rPr>
+          <w:highlight w:val="darkGray"/>
+        </w:rPr>
+        <w:t>//утреня/стиховня/стихири/6</w:t>
+      </w:r>
+    </w:p>
+    <w:p>
+      <w:pPr>
+        <w:spacing w:after="120"/>
+        <w:jc w:val="both"/>
+      </w:pPr>
+      <w:r>
+        <w:rPr>
+          <w:rFonts w:ascii="Times New Roman" w:hAnsi="Times New Roman"/>
+          <w:b/>
+          <w:sz w:val="24"/>
+        </w:rPr>
+        <w:t>Слава і нині</w:t>
+      </w:r>
+      <w:r>
+        <w:rPr>
+          <w:rFonts w:ascii="Times New Roman" w:hAnsi="Times New Roman"/>
+          <w:sz w:val="24"/>
+        </w:rPr>
+        <w:t>: З Діви народився ти несказанно, Хри</w:t>
+      </w:r>
+      <w:r>
+        <w:rPr>
+          <w:rFonts w:ascii="Times New Roman" w:hAnsi="Times New Roman"/>
+          <w:sz w:val="24"/>
+        </w:rPr>
+        <w:t>сте,* і просвітив тих, що сиділи в темряві і кликали:* Господи, – слава тобі!</w:t>
+      </w:r>
+    </w:p>
+    <w:p>
+      <w:pPr>
+        <w:pStyle w:val="Heading1"/>
+      </w:pPr>
+      <w:r>
+        <w:t>Глас 7 - ПТ</w:t>
+      </w:r>
+    </w:p>
+    <w:p>
+      <w:r>
+        <w:rPr>
+          <w:highlight w:val="darkGray"/>
+        </w:rPr>
+        <w:t>/октоїх/7/ПТ</w:t>
+      </w:r>
+    </w:p>
+    <w:p>
+      <w:pPr>
+        <w:pStyle w:val="Heading2"/>
+      </w:pPr>
+      <w:r>
+        <w:t>ВЕЧІРНЯ</w:t>
+      </w:r>
+    </w:p>
+    <w:p>
+      <w:pPr>
+        <w:pStyle w:val="Heading3"/>
+      </w:pPr>
+      <w:r>
+        <w:rPr>
+          <w:highlight w:val="darkGray"/>
+        </w:rPr>
+        <w:t>//вечірня/господи_взиваю</w:t>
+      </w:r>
+    </w:p>
+    <w:p>
+      <w:r>
+        <w:rPr>
+          <w:highlight w:val="darkGray"/>
+        </w:rPr>
+        <w:t>//вечірня/господи_взиваю/стихири/1</w:t>
+      </w:r>
+    </w:p>
+    <w:p>
+      <w:pPr>
+        <w:spacing w:after="120"/>
+        <w:jc w:val="both"/>
+      </w:pPr>
+      <w:r>
+        <w:rPr>
+          <w:rFonts w:ascii="Times New Roman" w:hAnsi="Times New Roman"/>
+          <w:i/>
+          <w:color w:val="FF0000"/>
+          <w:sz w:val="24"/>
+        </w:rPr>
+        <w:t xml:space="preserve">(г. 7): </w:t>
+      </w:r>
+      <w:r>
+        <w:rPr>
+          <w:rFonts w:ascii="Times New Roman" w:hAnsi="Times New Roman"/>
+          <w:sz w:val="24"/>
+        </w:rPr>
+        <w:t>Щоб учинити людину Богом,* ти став людиною, предобрий Христе, і дав себе розп'ясти.* Слава силі твоїй!</w:t>
+      </w:r>
+    </w:p>
+    <w:p>
+      <w:r>
+        <w:rPr>
+          <w:highlight w:val="darkGray"/>
+        </w:rPr>
+        <w:t>//вечірня/господи_взиваю/стихири/2</w:t>
+      </w:r>
+    </w:p>
+    <w:p>
+      <w:pPr>
+        <w:spacing w:after="120"/>
+        <w:jc w:val="both"/>
+      </w:pPr>
+      <w:r>
+        <w:rPr>
+          <w:rFonts w:ascii="Times New Roman" w:hAnsi="Times New Roman"/>
+          <w:sz w:val="24"/>
+        </w:rPr>
+        <w:t>Коли зборище ворогів на хрест тебе, І</w:t>
+      </w:r>
+      <w:r>
+        <w:rPr>
+          <w:rFonts w:ascii="Times New Roman" w:hAnsi="Times New Roman"/>
+          <w:sz w:val="24"/>
+        </w:rPr>
+        <w:t>сусе, засудило,* земля затряслася* і сонячне світло скрилося.</w:t>
+      </w:r>
+    </w:p>
+    <w:p>
+      <w:r>
+        <w:rPr>
+          <w:highlight w:val="darkGray"/>
+        </w:rPr>
+        <w:t>//вечірня/господи_взиваю/стихири/3</w:t>
+      </w:r>
+    </w:p>
+    <w:p>
+      <w:pPr>
+        <w:spacing w:after="120"/>
+        <w:jc w:val="both"/>
+      </w:pPr>
+      <w:r>
+        <w:rPr>
+          <w:rFonts w:ascii="Times New Roman" w:hAnsi="Times New Roman"/>
+          <w:sz w:val="24"/>
+        </w:rPr>
         <w:t>Збір беззаконних терниною увінчав тебе, Безсмертний,* що з корінням вириваєш терня спокус,* Царю святий.</w:t>
       </w:r>
     </w:p>
     <w:p>
+      <w:r>
+        <w:rPr>
+          <w:highlight w:val="darkGray"/>
+        </w:rPr>
+        <w:t>//вечірня/стиховня/стихири/1</w:t>
+      </w:r>
+    </w:p>
+    <w:p>
+      <w:pPr>
+        <w:spacing w:after="120"/>
+        <w:jc w:val="both"/>
+      </w:pPr>
+      <w:r>
+        <w:rPr>
+          <w:rFonts w:ascii="Times New Roman" w:hAnsi="Times New Roman"/>
+          <w:i/>
+          <w:color w:val="FF0000"/>
+          <w:sz w:val="24"/>
+        </w:rPr>
+        <w:t xml:space="preserve">(г. 7): </w:t>
+      </w:r>
+      <w:r>
+        <w:rPr>
+          <w:rFonts w:ascii="Times New Roman" w:hAnsi="Times New Roman"/>
+          <w:sz w:val="24"/>
+        </w:rPr>
+        <w:t>Покладаючи надію на хрест твій,* маємо доступ до дерева життя.* Господи, – слава тобі!</w:t>
+      </w:r>
+    </w:p>
+    <w:p>
+      <w:r>
+        <w:rPr>
+          <w:highlight w:val="darkGray"/>
+        </w:rPr>
+        <w:t>//вечірня/стиховня/стихири/2</w:t>
+      </w:r>
+    </w:p>
+    <w:p>
+      <w:pPr>
+        <w:spacing w:after="120"/>
+        <w:jc w:val="both"/>
+      </w:pPr>
+      <w:r>
+        <w:rPr>
+          <w:rFonts w:ascii="Times New Roman" w:hAnsi="Times New Roman"/>
+          <w:sz w:val="24"/>
+        </w:rPr>
+        <w:t>Коли на дереві повішено тебе, єдиного Безсмер</w:t>
+      </w:r>
+      <w:r>
+        <w:rPr>
+          <w:rFonts w:ascii="Times New Roman" w:hAnsi="Times New Roman"/>
+          <w:sz w:val="24"/>
+        </w:rPr>
+        <w:t>тного,* тоді порвав ти диявольські сіті.* Господи, – слава тобі!</w:t>
+      </w:r>
+    </w:p>
+    <w:p>
+      <w:r>
+        <w:rPr>
+          <w:highlight w:val="darkGray"/>
+        </w:rPr>
+        <w:t>//вечірня/стиховня/стихири/3</w:t>
+      </w:r>
+    </w:p>
+    <w:p>
+      <w:pPr>
+        <w:spacing w:after="120"/>
+        <w:jc w:val="both"/>
+      </w:pPr>
+      <w:r>
+        <w:rPr>
+          <w:rFonts w:ascii="Times New Roman" w:hAnsi="Times New Roman"/>
+          <w:sz w:val="24"/>
+        </w:rPr>
+        <w:t>Слава тобі, Христе Боже,* апостолів славо й радосте муче</w:t>
+      </w:r>
+      <w:r>
+        <w:rPr>
+          <w:rFonts w:ascii="Times New Roman" w:hAnsi="Times New Roman"/>
+          <w:sz w:val="24"/>
+        </w:rPr>
+        <w:t>ників,* які проповідували одноістотну Тройцю.</w:t>
+      </w:r>
+    </w:p>
+    <w:p>
+      <w:r>
+        <w:rPr>
+          <w:highlight w:val="darkGray"/>
+        </w:rPr>
+        <w:t>//вечірня/стиховня/стихири/4</w:t>
+      </w:r>
+    </w:p>
+    <w:p>
+      <w:pPr>
+        <w:spacing w:after="120"/>
+        <w:jc w:val="both"/>
+      </w:pPr>
+      <w:r>
+        <w:rPr>
+          <w:rFonts w:ascii="Times New Roman" w:hAnsi="Times New Roman"/>
+          <w:b/>
+          <w:sz w:val="24"/>
+        </w:rPr>
+        <w:t>Слава і нині</w:t>
+      </w:r>
+      <w:r>
+        <w:rPr>
+          <w:rFonts w:ascii="Times New Roman" w:hAnsi="Times New Roman"/>
+          <w:sz w:val="24"/>
+        </w:rPr>
+        <w:t xml:space="preserve">: Чула я раніше, Сину,* під час твого народження слова радісні.* Я сподівалася, що вони мене сповнять радости* і вчинять радісними засмучені душі,* та це все явно у скорботу перемінилось через твоє </w:t>
+      </w:r>
+      <w:r>
+        <w:rPr>
+          <w:rFonts w:ascii="Times New Roman" w:hAnsi="Times New Roman"/>
+          <w:sz w:val="24"/>
+        </w:rPr>
+        <w:t>розп'яття.* Пригнітає мене горе, і я вмерти готова* – так серце моє сповнилось печалі.</w:t>
+      </w:r>
+    </w:p>
+    <w:p>
+      <w:pPr>
+        <w:pStyle w:val="Heading2"/>
+      </w:pPr>
+      <w:r>
+        <w:t>УТРЕНЯ</w:t>
+      </w:r>
+    </w:p>
+    <w:p>
+      <w:r>
+        <w:rPr>
+          <w:highlight w:val="darkGray"/>
+        </w:rPr>
+        <w:t>//утреня/сідальні_по_першому_славословї/1</w:t>
+      </w:r>
+    </w:p>
+    <w:p>
+      <w:pPr>
+        <w:spacing w:after="120"/>
+        <w:jc w:val="both"/>
+      </w:pPr>
+      <w:r>
+        <w:rPr>
+          <w:rFonts w:ascii="Times New Roman" w:hAnsi="Times New Roman"/>
+          <w:i/>
+          <w:color w:val="FF0000"/>
+          <w:sz w:val="24"/>
+        </w:rPr>
+        <w:t xml:space="preserve">(г. 7): </w:t>
+      </w:r>
+      <w:r>
+        <w:rPr>
+          <w:rFonts w:ascii="Times New Roman" w:hAnsi="Times New Roman"/>
+          <w:sz w:val="24"/>
+        </w:rPr>
+        <w:t>Ти, що володієш безтілесними силами* і знаєш душі моєї лінощі,* спаси мене хрестом твоїм, Христе Боже,* як чоловіколюбець.</w:t>
+      </w:r>
+    </w:p>
+    <w:p>
+      <w:r>
+        <w:rPr>
+          <w:highlight w:val="darkGray"/>
+        </w:rPr>
+        <w:t>//утреня/сідальні_по_першому_славословї/2</w:t>
+      </w:r>
+    </w:p>
+    <w:p>
+      <w:pPr>
+        <w:spacing w:after="120"/>
+        <w:jc w:val="both"/>
+      </w:pPr>
+      <w:r>
+        <w:rPr>
+          <w:rFonts w:ascii="Times New Roman" w:hAnsi="Times New Roman"/>
+          <w:b/>
+          <w:sz w:val="24"/>
+        </w:rPr>
+        <w:t>Слава і нині</w:t>
+      </w:r>
+      <w:r>
+        <w:rPr>
+          <w:rFonts w:ascii="Times New Roman" w:hAnsi="Times New Roman"/>
+          <w:sz w:val="24"/>
+        </w:rPr>
+        <w:t xml:space="preserve">: Бережені хрестом Сина твого, Діво,* уникаємо бісівських підступів.* Тому, як і годиться, співаючи, прославляємо тебе,* </w:t>
+      </w:r>
+      <w:r>
+        <w:rPr>
+          <w:rFonts w:ascii="Times New Roman" w:hAnsi="Times New Roman"/>
+          <w:sz w:val="24"/>
+        </w:rPr>
+        <w:t>Богородице всеславна.</w:t>
+      </w:r>
+    </w:p>
+    <w:p>
+      <w:r>
+        <w:rPr>
+          <w:highlight w:val="darkGray"/>
+        </w:rPr>
+        <w:t>//утреня/сідальні_по_другому_славословї/1</w:t>
+      </w:r>
+    </w:p>
+    <w:p>
+      <w:pPr>
+        <w:spacing w:after="120"/>
+        <w:jc w:val="both"/>
+      </w:pPr>
+      <w:r>
+        <w:rPr>
+          <w:rFonts w:ascii="Times New Roman" w:hAnsi="Times New Roman"/>
+          <w:i/>
+          <w:color w:val="FF0000"/>
+          <w:sz w:val="24"/>
+        </w:rPr>
+        <w:t xml:space="preserve">(г. 7): </w:t>
+      </w:r>
+      <w:r>
+        <w:rPr>
+          <w:rFonts w:ascii="Times New Roman" w:hAnsi="Times New Roman"/>
+          <w:sz w:val="24"/>
+        </w:rPr>
+        <w:t>Господи, споглядаючи незмінно на твій піднесений хрест,* з піснями й співами приступаємо, вірні,* цілуючи його з острахом і радістю.* Освяти слуг твоїх,* умири світ твій його явлінням,* єдиний Чоловіколюбче!</w:t>
+      </w:r>
+    </w:p>
+    <w:p>
+      <w:r>
+        <w:rPr>
+          <w:highlight w:val="darkGray"/>
+        </w:rPr>
+        <w:t>//утреня/сідальні_по_другому_славословї/2</w:t>
+      </w:r>
+    </w:p>
+    <w:p>
+      <w:pPr>
+        <w:spacing w:after="120"/>
+        <w:jc w:val="both"/>
+      </w:pPr>
+      <w:r>
+        <w:rPr>
+          <w:rFonts w:ascii="Times New Roman" w:hAnsi="Times New Roman"/>
+          <w:b/>
+          <w:sz w:val="24"/>
+        </w:rPr>
+        <w:t>Слава і нині</w:t>
+      </w:r>
+      <w:r>
+        <w:rPr>
+          <w:rFonts w:ascii="Times New Roman" w:hAnsi="Times New Roman"/>
+          <w:sz w:val="24"/>
+        </w:rPr>
+        <w:t>: Богородице, чиста Вседіво!* Бачивш</w:t>
+      </w:r>
+      <w:r>
+        <w:rPr>
+          <w:rFonts w:ascii="Times New Roman" w:hAnsi="Times New Roman"/>
+          <w:sz w:val="24"/>
+        </w:rPr>
+        <w:t>и повішеного на хресті свого Сина, як Мати,* плачучи, ти величала його страшне приниження,* непорочна Владичице.</w:t>
+      </w:r>
+    </w:p>
+    <w:p>
+      <w:r>
+        <w:rPr>
+          <w:highlight w:val="darkGray"/>
+        </w:rPr>
+        <w:t>//утреня/світильні/1</w:t>
+      </w:r>
+    </w:p>
+    <w:p>
+      <w:pPr>
+        <w:spacing w:after="120"/>
+        <w:jc w:val="both"/>
+      </w:pPr>
+      <w:r>
+        <w:rPr>
+          <w:rFonts w:ascii="Times New Roman" w:hAnsi="Times New Roman"/>
+          <w:sz w:val="24"/>
+        </w:rPr>
+        <w:t>Радуйся, Хресте пресвятий!* Незборне забороло світу, пристановище знедоленим, охоронче тих, що в нужді;* перемого царів і воїнів охороно та й варварів подолання,* вінче апостолів і вірних спасіння!</w:t>
+      </w:r>
+    </w:p>
+    <w:p>
+      <w:r>
+        <w:rPr>
+          <w:highlight w:val="darkGray"/>
+        </w:rPr>
+        <w:t>//утреня/світильні/2</w:t>
+      </w:r>
+    </w:p>
+    <w:p>
+      <w:pPr>
+        <w:spacing w:after="120"/>
+        <w:jc w:val="both"/>
+      </w:pPr>
+      <w:r>
+        <w:rPr>
+          <w:rFonts w:ascii="Times New Roman" w:hAnsi="Times New Roman"/>
+          <w:b/>
+          <w:sz w:val="24"/>
+        </w:rPr>
+        <w:t>Слава і нині</w:t>
+      </w:r>
+      <w:r>
+        <w:rPr>
+          <w:rFonts w:ascii="Times New Roman" w:hAnsi="Times New Roman"/>
+          <w:sz w:val="24"/>
+        </w:rPr>
+        <w:t>: Бачивши тебе до хреста прибитого* Пречиста п</w:t>
+      </w:r>
+      <w:r>
+        <w:rPr>
+          <w:rFonts w:ascii="Times New Roman" w:hAnsi="Times New Roman"/>
+          <w:sz w:val="24"/>
+        </w:rPr>
+        <w:t>лакала, і ридала, і кликала:* Як же зайшло воно – Сонце слави, світло найвизначніше?* Як же то ти, заради людського спасіння,* на хресті розп'явся і був проколений списом між ребра? – Сину і Боже мій!</w:t>
+      </w:r>
+    </w:p>
+    <w:p>
+      <w:r>
+        <w:rPr>
+          <w:highlight w:val="darkGray"/>
+        </w:rPr>
+        <w:t>//утреня/стиховня/стихири/1</w:t>
+      </w:r>
+    </w:p>
+    <w:p>
+      <w:pPr>
+        <w:spacing w:after="120"/>
+        <w:jc w:val="both"/>
+      </w:pPr>
+      <w:r>
+        <w:rPr>
+          <w:rFonts w:ascii="Times New Roman" w:hAnsi="Times New Roman"/>
+          <w:i/>
+          <w:color w:val="FF0000"/>
+          <w:sz w:val="24"/>
+        </w:rPr>
+        <w:t xml:space="preserve">(г. 7): </w:t>
+      </w:r>
+      <w:r>
+        <w:rPr>
+          <w:rFonts w:ascii="Times New Roman" w:hAnsi="Times New Roman"/>
+          <w:sz w:val="24"/>
+        </w:rPr>
+        <w:t>Бувши повновладним, чоловіколюбний Життєдавче,* твоїм хрестом викупив ти вселенну.* Господи, – слава тобі!</w:t>
+      </w:r>
+    </w:p>
+    <w:p>
+      <w:r>
+        <w:rPr>
+          <w:highlight w:val="darkGray"/>
+        </w:rPr>
+        <w:t>//утреня/стиховня/стихири/2</w:t>
+      </w:r>
+    </w:p>
+    <w:p>
+      <w:pPr>
+        <w:spacing w:after="120"/>
+        <w:jc w:val="both"/>
+      </w:pPr>
+      <w:r>
+        <w:rPr>
+          <w:rFonts w:ascii="Times New Roman" w:hAnsi="Times New Roman"/>
+          <w:i/>
+          <w:color w:val="FF0000"/>
+          <w:sz w:val="24"/>
+        </w:rPr>
+        <w:t>Стих:</w:t>
+      </w:r>
+      <w:r>
+        <w:rPr>
+          <w:rFonts w:ascii="Times New Roman" w:hAnsi="Times New Roman"/>
+          <w:i/>
+          <w:sz w:val="24"/>
+        </w:rPr>
+        <w:t xml:space="preserve"> </w:t>
+      </w:r>
+      <w:r>
+        <w:rPr>
+          <w:rFonts w:ascii="Times New Roman" w:hAnsi="Times New Roman"/>
+          <w:sz w:val="24"/>
+          <w:u w:val="single"/>
+        </w:rPr>
+        <w:t>Насити нас уранці милістю твоєю, Господи, щоб ми раділи й веселились по всі дні наші. Звесели нас мірою днів, за яких ти засмутив нас, мірою літ, що в них ми зазнали горя.* Нехай виявиться твоїм слугам твоє діло, і слава твоя – їхнім дітям.</w:t>
+      </w:r>
+    </w:p>
+    <w:p>
+      <w:r>
+        <w:rPr>
+          <w:highlight w:val="darkGray"/>
+        </w:rPr>
+        <w:t>//утреня/стиховня/стихири/3</w:t>
+      </w:r>
+    </w:p>
+    <w:p>
+      <w:pPr>
+        <w:spacing w:after="120"/>
+        <w:jc w:val="both"/>
+      </w:pPr>
+      <w:r>
+        <w:rPr>
+          <w:rFonts w:ascii="Times New Roman" w:hAnsi="Times New Roman"/>
+          <w:sz w:val="24"/>
+        </w:rPr>
+        <w:t>На хресті повис</w:t>
+      </w:r>
+      <w:r>
+        <w:rPr>
+          <w:rFonts w:ascii="Times New Roman" w:hAnsi="Times New Roman"/>
+          <w:sz w:val="24"/>
+        </w:rPr>
+        <w:t>ла справжня виноградина,* і народи дістали рай, як і розбійник.* Ось слава Церкви, ось скарб царства!* Господи, що постраждав за нас, – слава тобі!</w:t>
+      </w:r>
+    </w:p>
+    <w:p>
+      <w:r>
+        <w:rPr>
+          <w:highlight w:val="darkGray"/>
+        </w:rPr>
+        <w:t>//утреня/стиховня/стихири/4</w:t>
+      </w:r>
+    </w:p>
+    <w:p>
+      <w:pPr>
+        <w:spacing w:after="120"/>
+        <w:jc w:val="both"/>
+      </w:pPr>
+      <w:r>
+        <w:rPr>
+          <w:rFonts w:ascii="Times New Roman" w:hAnsi="Times New Roman"/>
+          <w:i/>
+          <w:color w:val="FF0000"/>
+          <w:sz w:val="24"/>
+        </w:rPr>
+        <w:t xml:space="preserve">Стих: </w:t>
+      </w:r>
+      <w:r>
+        <w:rPr>
+          <w:rFonts w:ascii="Times New Roman" w:hAnsi="Times New Roman"/>
+          <w:sz w:val="24"/>
+          <w:u w:val="single"/>
+        </w:rPr>
+        <w:t xml:space="preserve">І ласка Господа, Бога нашого, нехай буде над нами,* і стверди діло рук наших; стверди його – діло рук </w:t>
+      </w:r>
+      <w:r>
+        <w:rPr>
+          <w:rFonts w:ascii="Times New Roman" w:hAnsi="Times New Roman"/>
+          <w:sz w:val="24"/>
+          <w:u w:val="single"/>
+        </w:rPr>
+        <w:t xml:space="preserve">наших. </w:t>
+      </w:r>
+    </w:p>
+    <w:p>
+      <w:r>
+        <w:rPr>
+          <w:highlight w:val="darkGray"/>
+        </w:rPr>
+        <w:t>//утреня/стиховня/стихири/5</w:t>
+      </w:r>
+    </w:p>
+    <w:p>
+      <w:pPr>
+        <w:spacing w:after="120"/>
+        <w:jc w:val="both"/>
+      </w:pPr>
+      <w:r>
+        <w:rPr>
+          <w:rFonts w:ascii="Times New Roman" w:hAnsi="Times New Roman"/>
+          <w:sz w:val="24"/>
+        </w:rPr>
+        <w:t>Святкуючи пам'ять святих твоїх страстотерпців,* тебе, Христе, прославляємо, кличучи:* Господи, – слава тобі!</w:t>
+      </w:r>
+    </w:p>
+    <w:p>
+      <w:r>
+        <w:rPr>
+          <w:highlight w:val="darkGray"/>
+        </w:rPr>
+        <w:t>//утреня/стиховня/стихири/6</w:t>
+      </w:r>
+    </w:p>
+    <w:p>
+      <w:pPr>
+        <w:spacing w:after="120"/>
+        <w:jc w:val="both"/>
+      </w:pPr>
+      <w:r>
+        <w:rPr>
+          <w:rFonts w:ascii="Times New Roman" w:hAnsi="Times New Roman"/>
+          <w:b/>
+          <w:sz w:val="24"/>
+        </w:rPr>
+        <w:t>Слава і нині</w:t>
+      </w:r>
+      <w:r>
+        <w:rPr>
+          <w:rFonts w:ascii="Times New Roman" w:hAnsi="Times New Roman"/>
+          <w:sz w:val="24"/>
+        </w:rPr>
+        <w:t>: Розп'яття і смерть, немов злочинець,* прийняв ти, довготерпеливий Спасе,* щоб нас, які впали заради дерева,* знову піднести с</w:t>
+      </w:r>
+      <w:r>
+        <w:rPr>
+          <w:rFonts w:ascii="Times New Roman" w:hAnsi="Times New Roman"/>
+          <w:sz w:val="24"/>
+        </w:rPr>
+        <w:t>воїм хресним деревом.* Але твоя родителька, Діва, зжахнулась,* побачивши тебе мертвим, і жалісно кликала:* О, несправедливе безумство!* Як же то беззаконні вбивають Праведника?</w:t>
+      </w:r>
+    </w:p>
+    <w:p>
       <w:pPr>
         <w:pStyle w:val="Heading1"/>
       </w:pPr>
@@ -682,7 +3811,10 @@
     </w:p>
     <w:p>
       <w:r>
-        <w:t>/октоїх/1/СБ</w:t>
+        <w:rPr>
+          <w:highlight w:val="darkGray"/>
+        </w:rPr>
+        <w:t>/октоїх/7/СБ</w:t>
       </w:r>
     </w:p>
     <w:p>
@@ -698,7 +3830,521 @@
         <w:pStyle w:val="Heading3"/>
       </w:pPr>
       <w:r>
-        <w:t>//господи_взиваю</w:t>
+        <w:rPr>
+          <w:highlight w:val="darkGray"/>
+        </w:rPr>
+        <w:t>//вечірня/господи_взиваю</w:t>
+      </w:r>
+    </w:p>
+    <w:p>
+      <w:r>
+        <w:rPr>
+          <w:highlight w:val="darkGray"/>
+        </w:rPr>
+        <w:t>//вечірня/стиховня/стихири/1</w:t>
+      </w:r>
+    </w:p>
+    <w:p>
+      <w:pPr>
+        <w:spacing w:after="120"/>
+        <w:jc w:val="both"/>
+      </w:pPr>
+      <w:r>
+        <w:rPr>
+          <w:rFonts w:ascii="Times New Roman" w:hAnsi="Times New Roman"/>
+          <w:i/>
+          <w:color w:val="FF0000"/>
+          <w:sz w:val="24"/>
+        </w:rPr>
+        <w:t xml:space="preserve">(г. 7): </w:t>
+      </w:r>
+      <w:r>
+        <w:rPr>
+          <w:rFonts w:ascii="Times New Roman" w:hAnsi="Times New Roman"/>
+          <w:sz w:val="24"/>
+        </w:rPr>
+        <w:t>Не дбали ви ні про що земне, святі мученики:* на суді мужньо проповідували Христа* і прийняли від нього нагороду за муки.* Тому благаємо вас, що маєте до нього сміливість,* умоліть його, всесильного Бога,* щоб спас душі наші, що до вас прибігають.</w:t>
+      </w:r>
+    </w:p>
+    <w:p>
+      <w:r>
+        <w:rPr>
+          <w:highlight w:val="darkGray"/>
+        </w:rPr>
+        <w:t>//вечірня/стиховня/стихири/2</w:t>
+      </w:r>
+    </w:p>
+    <w:p>
+      <w:pPr>
+        <w:spacing w:after="120"/>
+        <w:jc w:val="both"/>
+      </w:pPr>
+      <w:r>
+        <w:rPr>
+          <w:rFonts w:ascii="Times New Roman" w:hAnsi="Times New Roman"/>
+          <w:sz w:val="24"/>
+        </w:rPr>
+        <w:t>Всехвальні мученики, овечки духовні,* розумні ц</w:t>
+      </w:r>
+      <w:r>
+        <w:rPr>
+          <w:rFonts w:ascii="Times New Roman" w:hAnsi="Times New Roman"/>
+          <w:sz w:val="24"/>
+        </w:rPr>
+        <w:t>ілопалення і приємні жертви, Богові добровгодні!* Хоч земля вас не покрила, але небо вас прийняло* і ви стали спільниками ангелів.* Моліть з ними, благаємо вас, Спаса й Бога нашого,* щоб подав світові мир і спас душі наші.</w:t>
+      </w:r>
+    </w:p>
+    <w:p>
+      <w:r>
+        <w:rPr>
+          <w:highlight w:val="darkGray"/>
+        </w:rPr>
+        <w:t>//вечірня/стиховня/стихири/3</w:t>
+      </w:r>
+    </w:p>
+    <w:p>
+      <w:pPr>
+        <w:spacing w:after="120"/>
+        <w:jc w:val="both"/>
+      </w:pPr>
+      <w:r>
+        <w:rPr>
+          <w:rFonts w:ascii="Times New Roman" w:hAnsi="Times New Roman"/>
+          <w:sz w:val="24"/>
+        </w:rPr>
+        <w:t>Святі мученики, що добре постраждали й були увінчані!* Моліться до Господа,* щоб спаслися душі наші.</w:t>
+      </w:r>
+    </w:p>
+    <w:p>
+      <w:r>
+        <w:rPr>
+          <w:highlight w:val="darkGray"/>
+        </w:rPr>
+        <w:t>//вечірня/стиховня/стихири/4</w:t>
+      </w:r>
+    </w:p>
+    <w:p>
+      <w:pPr>
+        <w:spacing w:after="120"/>
+        <w:jc w:val="both"/>
+      </w:pPr>
+      <w:r>
+        <w:rPr>
+          <w:rFonts w:ascii="Times New Roman" w:hAnsi="Times New Roman"/>
+          <w:b/>
+          <w:sz w:val="24"/>
+        </w:rPr>
+        <w:t>Слава і нині</w:t>
+      </w:r>
+      <w:r>
+        <w:rPr>
+          <w:rFonts w:ascii="Times New Roman" w:hAnsi="Times New Roman"/>
+          <w:sz w:val="24"/>
+        </w:rPr>
+        <w:t>: Божественну святу гору бачив Даниїл* та</w:t>
+      </w:r>
+      <w:r>
+        <w:rPr>
+          <w:rFonts w:ascii="Times New Roman" w:hAnsi="Times New Roman"/>
+          <w:sz w:val="24"/>
+        </w:rPr>
+        <w:t xml:space="preserve"> й мудрий Ісая проповідував тебе, Чиста,* Божу Матір, що в тілі вмістила Бога, який створив Адама.* Перед ним тремтять херувими,* безперестанку оспівуючи трисвятими голосами,* і прославляючи Воплоченого,* молять його, щоб спас душі наші.</w:t>
+      </w:r>
+    </w:p>
+    <w:p>
+      <w:pPr>
+        <w:pStyle w:val="Heading2"/>
+      </w:pPr>
+      <w:r>
+        <w:t>УТРЕНЯ</w:t>
+      </w:r>
+    </w:p>
+    <w:p>
+      <w:r>
+        <w:rPr>
+          <w:highlight w:val="darkGray"/>
+        </w:rPr>
+        <w:t>//утреня/сідальні_по_першому_славословї/1</w:t>
+      </w:r>
+    </w:p>
+    <w:p>
+      <w:pPr>
+        <w:spacing w:after="120"/>
+        <w:jc w:val="both"/>
+      </w:pPr>
+      <w:r>
+        <w:rPr>
+          <w:rFonts w:ascii="Times New Roman" w:hAnsi="Times New Roman"/>
+          <w:i/>
+          <w:color w:val="FF0000"/>
+          <w:sz w:val="24"/>
+        </w:rPr>
+        <w:t xml:space="preserve">(г. 7): </w:t>
+      </w:r>
+      <w:r>
+        <w:rPr>
+          <w:rFonts w:ascii="Times New Roman" w:hAnsi="Times New Roman"/>
+          <w:sz w:val="24"/>
+        </w:rPr>
+        <w:t>Благаємо вас, святі:* Моліться за прощення гріхів наших,* щоб уникнути нам засуду, що чекає на нас</w:t>
+      </w:r>
+      <w:r>
+        <w:rPr>
+          <w:rFonts w:ascii="Times New Roman" w:hAnsi="Times New Roman"/>
+          <w:sz w:val="24"/>
+        </w:rPr>
+        <w:t>,* і гіркої смерти.</w:t>
+      </w:r>
+    </w:p>
+    <w:p>
+      <w:r>
+        <w:rPr>
+          <w:highlight w:val="darkGray"/>
+        </w:rPr>
+        <w:t>//утреня/сідальні_по_першому_славословї/2</w:t>
+      </w:r>
+    </w:p>
+    <w:p>
+      <w:pPr>
+        <w:spacing w:after="120"/>
+        <w:jc w:val="both"/>
+      </w:pPr>
+      <w:r>
+        <w:rPr>
+          <w:rFonts w:ascii="Times New Roman" w:hAnsi="Times New Roman"/>
+          <w:b/>
+          <w:sz w:val="24"/>
+        </w:rPr>
+        <w:t>Слава і нині</w:t>
+      </w:r>
+      <w:r>
+        <w:rPr>
+          <w:rFonts w:ascii="Times New Roman" w:hAnsi="Times New Roman"/>
+          <w:sz w:val="24"/>
+        </w:rPr>
+        <w:t>: Як на скарбницю нашого воскресіння,* надіємось на тебе, Всехвальна,* тож виведи нас з ями й безодні прогріхів,* бо ти спасла підлеглих гріхам,* породивши наше Спасіння.* Як перед народженням ти була Діва,* так і в Різдві і</w:t>
+      </w:r>
+      <w:r>
+        <w:rPr>
+          <w:rFonts w:ascii="Times New Roman" w:hAnsi="Times New Roman"/>
+          <w:sz w:val="24"/>
+        </w:rPr>
+        <w:t xml:space="preserve"> по Різдві,* ти залишилась Дівою.</w:t>
+      </w:r>
+    </w:p>
+    <w:p>
+      <w:r>
+        <w:rPr>
+          <w:highlight w:val="darkGray"/>
+        </w:rPr>
+        <w:t>//утреня/сідальні_по_другому_славословї/1</w:t>
+      </w:r>
+    </w:p>
+    <w:p>
+      <w:pPr>
+        <w:spacing w:after="120"/>
+        <w:jc w:val="both"/>
+      </w:pPr>
+      <w:r>
+        <w:rPr>
+          <w:rFonts w:ascii="Times New Roman" w:hAnsi="Times New Roman"/>
+          <w:i/>
+          <w:color w:val="FF0000"/>
+          <w:sz w:val="24"/>
+        </w:rPr>
+        <w:t xml:space="preserve">(г. 7): </w:t>
+      </w:r>
+      <w:r>
+        <w:rPr>
+          <w:rFonts w:ascii="Times New Roman" w:hAnsi="Times New Roman"/>
+          <w:sz w:val="24"/>
+        </w:rPr>
+        <w:t>Радійте праведні, і небеса хай веселяться,* бо мученики на землі змагалися і здолали ворога!* Хай торжествує Церква,* святкуючи перемогу єдиноначального* і переможця Христа Бога,* що дає світові велику милість.</w:t>
+      </w:r>
+    </w:p>
+    <w:p>
+      <w:r>
+        <w:rPr>
+          <w:highlight w:val="darkGray"/>
+        </w:rPr>
+        <w:t>//утреня/сідальні_по_другому_славословї/2</w:t>
+      </w:r>
+    </w:p>
+    <w:p>
+      <w:pPr>
+        <w:spacing w:after="120"/>
+        <w:jc w:val="both"/>
+      </w:pPr>
+      <w:r>
+        <w:rPr>
+          <w:rFonts w:ascii="Times New Roman" w:hAnsi="Times New Roman"/>
+          <w:b/>
+          <w:sz w:val="24"/>
+        </w:rPr>
+        <w:t>Слава і нині</w:t>
+      </w:r>
+      <w:r>
+        <w:rPr>
+          <w:rFonts w:ascii="Times New Roman" w:hAnsi="Times New Roman"/>
+          <w:sz w:val="24"/>
+        </w:rPr>
+        <w:t>: Незаймана всенепорочна Діво!* З пророками, святителями й мучениками,* моли завжди воплоченого з твоєї крови Бога нашого,* щоб спаслися душі наші.</w:t>
+      </w:r>
+    </w:p>
+    <w:p>
+      <w:r>
+        <w:rPr>
+          <w:highlight w:val="darkGray"/>
+        </w:rPr>
+        <w:t>//утреня/світильні/1</w:t>
+      </w:r>
+    </w:p>
+    <w:p>
+      <w:pPr>
+        <w:spacing w:after="120"/>
+        <w:jc w:val="both"/>
+      </w:pPr>
+      <w:r>
+        <w:rPr>
+          <w:rFonts w:ascii="Times New Roman" w:hAnsi="Times New Roman"/>
+          <w:sz w:val="24"/>
+        </w:rPr>
+        <w:t>Пророки преславні, блаженні апостоли, праведні патріярхи,* святковий соборе єрархів, преподобних, праведних, зборе жінок* і всі святі мученики!* З Богоматір'ю моліться Господеві, щоб помилував слуг ваших.</w:t>
+      </w:r>
+    </w:p>
+    <w:p>
+      <w:r>
+        <w:rPr>
+          <w:highlight w:val="darkGray"/>
+        </w:rPr>
+        <w:t>//утреня/світильні/2</w:t>
+      </w:r>
+    </w:p>
+    <w:p>
+      <w:pPr>
+        <w:spacing w:after="120"/>
+        <w:jc w:val="both"/>
+      </w:pPr>
+      <w:r>
+        <w:rPr>
+          <w:rFonts w:ascii="Times New Roman" w:hAnsi="Times New Roman"/>
+          <w:b/>
+          <w:sz w:val="24"/>
+        </w:rPr>
+        <w:t>Слава і нині</w:t>
+      </w:r>
+      <w:r>
+        <w:rPr>
+          <w:rFonts w:ascii="Times New Roman" w:hAnsi="Times New Roman"/>
+          <w:sz w:val="24"/>
+        </w:rPr>
+        <w:t xml:space="preserve">: Насолодо ангелів, терплячих радосте, </w:t>
+      </w:r>
+      <w:r>
+        <w:rPr>
+          <w:rFonts w:ascii="Times New Roman" w:hAnsi="Times New Roman"/>
+          <w:sz w:val="24"/>
+        </w:rPr>
+        <w:t>християн заступнице, Діво і Мати Господня!* Заступайся за нас і визволи від мук вічних.</w:t>
+      </w:r>
+    </w:p>
+    <w:p>
+      <w:r>
+        <w:rPr>
+          <w:highlight w:val="darkGray"/>
+        </w:rPr>
+        <w:t>//утреня/стиховня/стихири/1</w:t>
+      </w:r>
+    </w:p>
+    <w:p>
+      <w:pPr>
+        <w:spacing w:after="120"/>
+        <w:jc w:val="both"/>
+      </w:pPr>
+      <w:r>
+        <w:rPr>
+          <w:rFonts w:ascii="Times New Roman" w:hAnsi="Times New Roman"/>
+          <w:i/>
+          <w:color w:val="FF0000"/>
+          <w:sz w:val="24"/>
+        </w:rPr>
+        <w:t xml:space="preserve">(г. 7): </w:t>
+      </w:r>
+      <w:r>
+        <w:rPr>
+          <w:rFonts w:ascii="Times New Roman" w:hAnsi="Times New Roman"/>
+          <w:sz w:val="24"/>
+        </w:rPr>
+        <w:t>Святкуючи пам'ять святих твоїх страстотерпців,* тебе, Христе, прославляємо, кличучи:* Господи, – слава тобі.</w:t>
+      </w:r>
+    </w:p>
+    <w:p>
+      <w:r>
+        <w:rPr>
+          <w:highlight w:val="darkGray"/>
+        </w:rPr>
+        <w:t>//утреня/стиховня/стихири/2</w:t>
+      </w:r>
+    </w:p>
+    <w:p>
+      <w:pPr>
+        <w:spacing w:after="120"/>
+        <w:jc w:val="both"/>
+      </w:pPr>
+      <w:r>
+        <w:rPr>
+          <w:rFonts w:ascii="Times New Roman" w:hAnsi="Times New Roman"/>
+          <w:i/>
+          <w:color w:val="FF0000"/>
+          <w:sz w:val="24"/>
+        </w:rPr>
+        <w:t>Стих:</w:t>
+      </w:r>
+      <w:r>
+        <w:rPr>
+          <w:rFonts w:ascii="Times New Roman" w:hAnsi="Times New Roman"/>
+          <w:i/>
+          <w:sz w:val="24"/>
+        </w:rPr>
+        <w:t xml:space="preserve"> </w:t>
+      </w:r>
+      <w:r>
+        <w:rPr>
+          <w:rFonts w:ascii="Times New Roman" w:hAnsi="Times New Roman"/>
+          <w:sz w:val="24"/>
+          <w:u w:val="single"/>
+        </w:rPr>
+        <w:t>Насити нас уранці милістю твоєю, Господи, щоб ми раділи й веселились по всі дні наші. Звесели нас мірою днів, за яких ти засмутив нас, мірою літ, що в них ми зазнали горя.* Нехай виявиться твоїм слугам твоє діло, і слава твоя – їхнім дітям.</w:t>
+      </w:r>
+    </w:p>
+    <w:p>
+      <w:r>
+        <w:rPr>
+          <w:highlight w:val="darkGray"/>
+        </w:rPr>
+        <w:t>//утреня/стиховня/стихири/3</w:t>
+      </w:r>
+    </w:p>
+    <w:p>
+      <w:pPr>
+        <w:spacing w:after="120"/>
+        <w:jc w:val="both"/>
+      </w:pPr>
+      <w:r>
+        <w:rPr>
+          <w:rFonts w:ascii="Times New Roman" w:hAnsi="Times New Roman"/>
+          <w:sz w:val="24"/>
+        </w:rPr>
+        <w:t xml:space="preserve">Посеред судища </w:t>
+      </w:r>
+      <w:r>
+        <w:rPr>
+          <w:rFonts w:ascii="Times New Roman" w:hAnsi="Times New Roman"/>
+          <w:sz w:val="24"/>
+        </w:rPr>
+        <w:t>законопроступників* страстотерпці твої, радіючи, співали:* Господи, – слава тобі.</w:t>
+      </w:r>
+    </w:p>
+    <w:p>
+      <w:r>
+        <w:rPr>
+          <w:highlight w:val="darkGray"/>
+        </w:rPr>
+        <w:t>//утреня/стиховня/стихири/4</w:t>
+      </w:r>
+    </w:p>
+    <w:p>
+      <w:pPr>
+        <w:spacing w:after="120"/>
+        <w:jc w:val="both"/>
+      </w:pPr>
+      <w:r>
+        <w:rPr>
+          <w:rFonts w:ascii="Times New Roman" w:hAnsi="Times New Roman"/>
+          <w:i/>
+          <w:color w:val="FF0000"/>
+          <w:sz w:val="24"/>
+        </w:rPr>
+        <w:t xml:space="preserve">Стих: </w:t>
+      </w:r>
+      <w:r>
+        <w:rPr>
+          <w:rFonts w:ascii="Times New Roman" w:hAnsi="Times New Roman"/>
+          <w:sz w:val="24"/>
+          <w:u w:val="single"/>
+        </w:rPr>
+        <w:t xml:space="preserve">І ласка Господа, Бога нашого, нехай буде над нами,* і стверди діло рук наших; стверди його – діло рук наших. </w:t>
+      </w:r>
+    </w:p>
+    <w:p>
+      <w:r>
+        <w:rPr>
+          <w:highlight w:val="darkGray"/>
+        </w:rPr>
+        <w:t>//утреня/стиховня/стихири/5</w:t>
+      </w:r>
+    </w:p>
+    <w:p>
+      <w:pPr>
+        <w:spacing w:after="120"/>
+        <w:jc w:val="both"/>
+      </w:pPr>
+      <w:r>
+        <w:rPr>
+          <w:rFonts w:ascii="Times New Roman" w:hAnsi="Times New Roman"/>
+          <w:sz w:val="24"/>
+        </w:rPr>
+        <w:t>Страстотерпці мученики, одного бажаючи і в одне вдивляючис</w:t>
+      </w:r>
+      <w:r>
+        <w:rPr>
+          <w:rFonts w:ascii="Times New Roman" w:hAnsi="Times New Roman"/>
+          <w:sz w:val="24"/>
+        </w:rPr>
+        <w:t>ь,* одну теж знайшли життєву дорогу, тобто смерть за Христа,* суперничаючи одні з одними за смерть.* О чудо! Немов скарби, переймаючи муки,* один до одного промовляли:* Якщо не помремо нині, то колись таки помремо* і буттю віддамо те, що належить;* тому ви</w:t>
+      </w:r>
+      <w:r>
+        <w:rPr>
+          <w:rFonts w:ascii="Times New Roman" w:hAnsi="Times New Roman"/>
+          <w:sz w:val="24"/>
+        </w:rPr>
+        <w:t>користаймо наші терпіння* і взамін за смерть купімо життя!* Їхніми молитвами, Боже, помилуй нас.</w:t>
+      </w:r>
+    </w:p>
+    <w:p>
+      <w:r>
+        <w:rPr>
+          <w:highlight w:val="darkGray"/>
+        </w:rPr>
+        <w:t>//утреня/стиховня/стихири/6</w:t>
+      </w:r>
+    </w:p>
+    <w:p>
+      <w:pPr>
+        <w:spacing w:after="120"/>
+        <w:jc w:val="both"/>
+      </w:pPr>
+      <w:r>
+        <w:rPr>
+          <w:rFonts w:ascii="Times New Roman" w:hAnsi="Times New Roman"/>
+          <w:b/>
+          <w:sz w:val="24"/>
+        </w:rPr>
+        <w:t>Слава і нині</w:t>
+      </w:r>
+      <w:r>
+        <w:rPr>
+          <w:rFonts w:ascii="Times New Roman" w:hAnsi="Times New Roman"/>
+          <w:sz w:val="24"/>
+        </w:rPr>
+        <w:t>: Ти народила сповнення Закону, що став Спасителем у тілі,* бо тим, що під Законом, не було раніше виправдання;* але Христос за нас розп'явся і нас</w:t>
+      </w:r>
+      <w:r>
+        <w:rPr>
+          <w:rFonts w:ascii="Times New Roman" w:hAnsi="Times New Roman"/>
+          <w:sz w:val="24"/>
+        </w:rPr>
+        <w:t xml:space="preserve"> виправдав.* Тому, як Мати, мавши довір'я,* моли свого добросердого Сина, Всехвальна,* щоб упокоїв душі тих, які побожно відійшли від нас.</w:t>
       </w:r>
     </w:p>
     <w:sectPr>
